--- a/Unit Notes/Electrical Powerlines/questions/Assignment.docx
+++ b/Unit Notes/Electrical Powerlines/questions/Assignment.docx
@@ -1,6 +1,6 @@
 
 <file path=word/document.xml><?xml version="1.0" encoding="utf-8"?>
-<w:document xmlns:wpc="http://schemas.microsoft.com/office/word/2010/wordprocessingCanvas" xmlns:cx="http://schemas.microsoft.com/office/drawing/2014/chartex" xmlns:cx1="http://schemas.microsoft.com/office/drawing/2015/9/8/chartex" xmlns:cx2="http://schemas.microsoft.com/office/drawing/2015/10/21/chartex" xmlns:cx3="http://schemas.microsoft.com/office/drawing/2016/5/9/chartex" xmlns:cx4="http://schemas.microsoft.com/office/drawing/2016/5/10/chartex" xmlns:cx5="http://schemas.microsoft.com/office/drawing/2016/5/11/chartex" xmlns:cx6="http://schemas.microsoft.com/office/drawing/2016/5/12/chartex" xmlns:cx7="http://schemas.microsoft.com/office/drawing/2016/5/13/chartex" xmlns:cx8="http://schemas.microsoft.com/office/drawing/2016/5/14/chartex" xmlns:mc="http://schemas.openxmlformats.org/markup-compatibility/2006" xmlns:aink="http://schemas.microsoft.com/office/drawing/2016/ink" xmlns:am3d="http://schemas.microsoft.com/office/drawing/2017/model3d" xmlns:o="urn:schemas-microsoft-com:office:office" xmlns:r="http://schemas.openxmlformats.org/officeDocument/2006/relationships" xmlns:m="http://schemas.openxmlformats.org/officeDocument/2006/math" xmlns:v="urn:schemas-microsoft-com:vml" xmlns:wp14="http://schemas.microsoft.com/office/word/2010/wordprocessingDrawing" xmlns:wp="http://schemas.openxmlformats.org/drawingml/2006/wordprocessingDrawing" xmlns:w10="urn:schemas-microsoft-com:office:word" xmlns:w="http://schemas.openxmlformats.org/wordprocessingml/2006/main" xmlns:w14="http://schemas.microsoft.com/office/word/2010/wordml" xmlns:w15="http://schemas.microsoft.com/office/word/2012/wordml" xmlns:w16cid="http://schemas.microsoft.com/office/word/2016/wordml/cid" xmlns:w16se="http://schemas.microsoft.com/office/word/2015/wordml/symex" xmlns:wpg="http://schemas.microsoft.com/office/word/2010/wordprocessingGroup" xmlns:wpi="http://schemas.microsoft.com/office/word/2010/wordprocessingInk" xmlns:wne="http://schemas.microsoft.com/office/word/2006/wordml" xmlns:wps="http://schemas.microsoft.com/office/word/2010/wordprocessingShape" mc:Ignorable="w14 w15 w16se w16cid wp14">
+<w:document xmlns:wpc="http://schemas.microsoft.com/office/word/2010/wordprocessingCanvas" xmlns:cx="http://schemas.microsoft.com/office/drawing/2014/chartex" xmlns:cx1="http://schemas.microsoft.com/office/drawing/2015/9/8/chartex" xmlns:cx2="http://schemas.microsoft.com/office/drawing/2015/10/21/chartex" xmlns:cx3="http://schemas.microsoft.com/office/drawing/2016/5/9/chartex" xmlns:cx4="http://schemas.microsoft.com/office/drawing/2016/5/10/chartex" xmlns:cx5="http://schemas.microsoft.com/office/drawing/2016/5/11/chartex" xmlns:cx6="http://schemas.microsoft.com/office/drawing/2016/5/12/chartex" xmlns:cx7="http://schemas.microsoft.com/office/drawing/2016/5/13/chartex" xmlns:cx8="http://schemas.microsoft.com/office/drawing/2016/5/14/chartex" xmlns:mc="http://schemas.openxmlformats.org/markup-compatibility/2006" xmlns:aink="http://schemas.microsoft.com/office/drawing/2016/ink" xmlns:am3d="http://schemas.microsoft.com/office/drawing/2017/model3d" xmlns:o="urn:schemas-microsoft-com:office:office" xmlns:oel="http://schemas.microsoft.com/office/2019/extlst" xmlns:r="http://schemas.openxmlformats.org/officeDocument/2006/relationships" xmlns:m="http://schemas.openxmlformats.org/officeDocument/2006/math" xmlns:v="urn:schemas-microsoft-com:vml" xmlns:wp14="http://schemas.microsoft.com/office/word/2010/wordprocessingDrawing" xmlns:wp="http://schemas.openxmlformats.org/drawingml/2006/wordprocessingDrawing" xmlns:w10="urn:schemas-microsoft-com:office:word" xmlns:w="http://schemas.openxmlformats.org/wordprocessingml/2006/main" xmlns:w14="http://schemas.microsoft.com/office/word/2010/wordml" xmlns:w15="http://schemas.microsoft.com/office/word/2012/wordml" xmlns:w16cex="http://schemas.microsoft.com/office/word/2018/wordml/cex" xmlns:w16cid="http://schemas.microsoft.com/office/word/2016/wordml/cid" xmlns:w16="http://schemas.microsoft.com/office/word/2018/wordml" xmlns:w16sdtdh="http://schemas.microsoft.com/office/word/2020/wordml/sdtdatahash" xmlns:w16se="http://schemas.microsoft.com/office/word/2015/wordml/symex" xmlns:wpg="http://schemas.microsoft.com/office/word/2010/wordprocessingGroup" xmlns:wpi="http://schemas.microsoft.com/office/word/2010/wordprocessingInk" xmlns:wne="http://schemas.microsoft.com/office/word/2006/wordml" xmlns:wps="http://schemas.microsoft.com/office/word/2010/wordprocessingShape" mc:Ignorable="w14 w15 w16se w16cid w16 w16cex w16sdtdh wp14">
   <w:body>
     <w:p>
       <w:pPr>
@@ -384,25 +384,7 @@
           <w:sz w:val="24"/>
           <w:szCs w:val="24"/>
         </w:rPr>
-        <w:t xml:space="preserve">: Britannia, Western union, </w:t>
-      </w:r>
-      <w:proofErr w:type="gramStart"/>
-      <w:r>
-        <w:rPr>
-          <w:rFonts w:ascii="Times New Roman" w:eastAsia="Times New Roman" w:hAnsi="Times New Roman" w:cs="Times New Roman"/>
-          <w:sz w:val="24"/>
-          <w:szCs w:val="24"/>
-        </w:rPr>
-        <w:t>Married</w:t>
-      </w:r>
-      <w:proofErr w:type="gramEnd"/>
-      <w:r>
-        <w:rPr>
-          <w:rFonts w:ascii="Times New Roman" w:eastAsia="Times New Roman" w:hAnsi="Times New Roman" w:cs="Times New Roman"/>
-          <w:sz w:val="24"/>
-          <w:szCs w:val="24"/>
-        </w:rPr>
-        <w:t xml:space="preserve"> joint, Tee joint.</w:t>
+        <w:t>: Britannia, Western union, Married joint, Tee joint.</w:t>
       </w:r>
     </w:p>
     <w:p>
@@ -1480,24 +1462,6 @@
     </w:p>
     <w:p>
       <w:pPr>
-        <w:spacing w:before="100" w:beforeAutospacing="1" w:after="100" w:afterAutospacing="1" w:line="240" w:lineRule="auto"/>
-        <w:rPr>
-          <w:rFonts w:ascii="Times New Roman" w:eastAsia="Times New Roman" w:hAnsi="Times New Roman" w:cs="Times New Roman"/>
-          <w:sz w:val="24"/>
-          <w:szCs w:val="24"/>
-        </w:rPr>
-      </w:pPr>
-      <w:r>
-        <w:rPr>
-          <w:rFonts w:ascii="Times New Roman" w:eastAsia="Times New Roman" w:hAnsi="Times New Roman" w:cs="Times New Roman"/>
-          <w:sz w:val="24"/>
-          <w:szCs w:val="24"/>
-        </w:rPr>
-        <w:t>Let me know if you’d like full worked-out answers or calculations for:</w:t>
-      </w:r>
-    </w:p>
-    <w:p>
-      <w:pPr>
         <w:numPr>
           <w:ilvl w:val="0"/>
           <w:numId w:val="5"/>
@@ -2010,7 +1974,6 @@
           <w:sz w:val="24"/>
           <w:szCs w:val="24"/>
         </w:rPr>
-        <w:lastRenderedPageBreak/>
         <w:t>Current Rating</w:t>
       </w:r>
       <w:r>
@@ -2069,6 +2032,7 @@
           <w:sz w:val="24"/>
           <w:szCs w:val="24"/>
         </w:rPr>
+        <w:lastRenderedPageBreak/>
         <w:t>Tensions Affecting Conductors</w:t>
       </w:r>
       <w:r>
@@ -2462,145 +2426,7 @@
           <w:sz w:val="24"/>
           <w:szCs w:val="24"/>
         </w:rPr>
-        <w:t xml:space="preserve">Let me know if you'd like </w:t>
-      </w:r>
-      <w:r>
-        <w:rPr>
-          <w:rFonts w:ascii="Times New Roman" w:eastAsia="Times New Roman" w:hAnsi="Times New Roman" w:cs="Times New Roman"/>
-          <w:b/>
-          <w:bCs/>
-          <w:sz w:val="24"/>
-          <w:szCs w:val="24"/>
-        </w:rPr>
-        <w:t>full workings</w:t>
-      </w:r>
-      <w:r>
-        <w:rPr>
-          <w:rFonts w:ascii="Times New Roman" w:eastAsia="Times New Roman" w:hAnsi="Times New Roman" w:cs="Times New Roman"/>
-          <w:sz w:val="24"/>
-          <w:szCs w:val="24"/>
-        </w:rPr>
-        <w:t xml:space="preserve"> for the numerical problems or a printable version of these answers. I can also help you </w:t>
-      </w:r>
-      <w:r>
-        <w:rPr>
-          <w:rFonts w:ascii="Times New Roman" w:eastAsia="Times New Roman" w:hAnsi="Times New Roman" w:cs="Times New Roman"/>
-          <w:b/>
-          <w:bCs/>
-          <w:sz w:val="24"/>
-          <w:szCs w:val="24"/>
-        </w:rPr>
-        <w:t>study them topic by topic</w:t>
-      </w:r>
-      <w:r>
-        <w:rPr>
-          <w:rFonts w:ascii="Times New Roman" w:eastAsia="Times New Roman" w:hAnsi="Times New Roman" w:cs="Times New Roman"/>
-          <w:sz w:val="24"/>
-          <w:szCs w:val="24"/>
-        </w:rPr>
-        <w:t xml:space="preserve"> if you prefer. Keep pushing forward — you're doing great! </w:t>
-      </w:r>
-      <w:r>
-        <w:rPr>
-          <w:rFonts w:ascii="Segoe UI Emoji" w:eastAsia="Times New Roman" w:hAnsi="Segoe UI Emoji" w:cs="Segoe UI Emoji"/>
-          <w:sz w:val="24"/>
-          <w:szCs w:val="24"/>
-        </w:rPr>
-        <w:t>💪📘⚡</w:t>
-      </w:r>
-    </w:p>
-    <w:p>
-      <w:pPr>
-        <w:spacing w:before="100" w:beforeAutospacing="1" w:after="100" w:afterAutospacing="1" w:line="240" w:lineRule="auto"/>
-        <w:outlineLvl w:val="4"/>
-        <w:rPr>
-          <w:rFonts w:ascii="Times New Roman" w:eastAsia="Times New Roman" w:hAnsi="Times New Roman" w:cs="Times New Roman"/>
-          <w:b/>
-          <w:bCs/>
-          <w:sz w:val="20"/>
-          <w:szCs w:val="20"/>
-        </w:rPr>
-      </w:pPr>
-      <w:r>
-        <w:rPr>
-          <w:rFonts w:ascii="Times New Roman" w:eastAsia="Times New Roman" w:hAnsi="Times New Roman" w:cs="Times New Roman"/>
-          <w:b/>
-          <w:bCs/>
-          <w:sz w:val="20"/>
-          <w:szCs w:val="20"/>
-        </w:rPr>
-        <w:t>You said:</w:t>
-      </w:r>
-    </w:p>
-    <w:p>
-      <w:pPr>
-        <w:spacing w:after="0" w:line="240" w:lineRule="auto"/>
-        <w:rPr>
-          <w:rFonts w:ascii="Times New Roman" w:eastAsia="Times New Roman" w:hAnsi="Times New Roman" w:cs="Times New Roman"/>
-          <w:sz w:val="24"/>
-          <w:szCs w:val="24"/>
-        </w:rPr>
-      </w:pPr>
-      <w:r>
-        <w:rPr>
-          <w:rFonts w:ascii="Times New Roman" w:eastAsia="Times New Roman" w:hAnsi="Times New Roman" w:cs="Times New Roman"/>
-          <w:sz w:val="24"/>
-          <w:szCs w:val="24"/>
-        </w:rPr>
-        <w:t>it complicated pls</w:t>
-      </w:r>
-    </w:p>
-    <w:p>
-      <w:pPr>
-        <w:spacing w:before="100" w:beforeAutospacing="1" w:after="100" w:afterAutospacing="1" w:line="240" w:lineRule="auto"/>
-        <w:outlineLvl w:val="5"/>
-        <w:rPr>
-          <w:rFonts w:ascii="Times New Roman" w:eastAsia="Times New Roman" w:hAnsi="Times New Roman" w:cs="Times New Roman"/>
-          <w:b/>
-          <w:bCs/>
-          <w:sz w:val="15"/>
-          <w:szCs w:val="15"/>
-        </w:rPr>
-      </w:pPr>
-      <w:proofErr w:type="spellStart"/>
-      <w:r>
-        <w:rPr>
-          <w:rFonts w:ascii="Times New Roman" w:eastAsia="Times New Roman" w:hAnsi="Times New Roman" w:cs="Times New Roman"/>
-          <w:b/>
-          <w:bCs/>
-          <w:sz w:val="15"/>
-          <w:szCs w:val="15"/>
-        </w:rPr>
-        <w:t>ChatGPT</w:t>
-      </w:r>
-      <w:proofErr w:type="spellEnd"/>
-      <w:r>
-        <w:rPr>
-          <w:rFonts w:ascii="Times New Roman" w:eastAsia="Times New Roman" w:hAnsi="Times New Roman" w:cs="Times New Roman"/>
-          <w:b/>
-          <w:bCs/>
-          <w:sz w:val="15"/>
-          <w:szCs w:val="15"/>
-        </w:rPr>
-        <w:t xml:space="preserve"> said:</w:t>
-      </w:r>
-    </w:p>
-    <w:p>
-      <w:pPr>
-        <w:spacing w:before="100" w:beforeAutospacing="1" w:after="100" w:afterAutospacing="1" w:line="240" w:lineRule="auto"/>
-        <w:rPr>
-          <w:rFonts w:ascii="Times New Roman" w:eastAsia="Times New Roman" w:hAnsi="Times New Roman" w:cs="Times New Roman"/>
-          <w:sz w:val="24"/>
-          <w:szCs w:val="24"/>
-        </w:rPr>
-      </w:pPr>
-      <w:r>
-        <w:rPr>
-          <w:rFonts w:ascii="Times New Roman" w:eastAsia="Times New Roman" w:hAnsi="Times New Roman" w:cs="Times New Roman"/>
-          <w:sz w:val="24"/>
-          <w:szCs w:val="24"/>
-        </w:rPr>
-        <w:t xml:space="preserve">Got it! Let’s </w:t>
+        <w:t xml:space="preserve">Let’s </w:t>
       </w:r>
       <w:r>
         <w:rPr>
@@ -2636,7 +2462,25 @@
           <w:sz w:val="24"/>
           <w:szCs w:val="24"/>
         </w:rPr>
-        <w:t xml:space="preserve">, section by section. I’ll start with </w:t>
+        <w:t>, section by section.</w:t>
+      </w:r>
+    </w:p>
+    <w:p>
+      <w:pPr>
+        <w:spacing w:before="100" w:beforeAutospacing="1" w:after="100" w:afterAutospacing="1" w:line="240" w:lineRule="auto"/>
+        <w:rPr>
+          <w:rFonts w:ascii="Times New Roman" w:eastAsia="Times New Roman" w:hAnsi="Times New Roman" w:cs="Times New Roman"/>
+          <w:sz w:val="24"/>
+          <w:szCs w:val="24"/>
+        </w:rPr>
+      </w:pPr>
+      <w:r>
+        <w:rPr>
+          <w:rFonts w:ascii="Times New Roman" w:eastAsia="Times New Roman" w:hAnsi="Times New Roman" w:cs="Times New Roman"/>
+          <w:sz w:val="24"/>
+          <w:szCs w:val="24"/>
+        </w:rPr>
+        <w:t xml:space="preserve"> I’ll start with </w:t>
       </w:r>
       <w:r>
         <w:rPr>
@@ -2654,7 +2498,7 @@
           <w:sz w:val="24"/>
           <w:szCs w:val="24"/>
         </w:rPr>
-        <w:t>, with direct answers — short and easy to understand.</w:t>
+        <w:t xml:space="preserve">, </w:t>
       </w:r>
     </w:p>
     <w:p>
@@ -2840,7 +2684,6 @@
           <w:sz w:val="24"/>
           <w:szCs w:val="24"/>
         </w:rPr>
-        <w:lastRenderedPageBreak/>
         <w:t>Earth wire</w:t>
       </w:r>
     </w:p>
@@ -3023,6 +2866,7 @@
           <w:sz w:val="27"/>
           <w:szCs w:val="27"/>
         </w:rPr>
+        <w:lastRenderedPageBreak/>
         <w:t>3. What is a transmission line?</w:t>
       </w:r>
     </w:p>
@@ -3477,7 +3321,6 @@
           <w:sz w:val="27"/>
           <w:szCs w:val="27"/>
         </w:rPr>
-        <w:lastRenderedPageBreak/>
         <w:t>7. Factors affecting sag</w:t>
       </w:r>
     </w:p>
@@ -3653,6 +3496,7 @@
           <w:sz w:val="24"/>
           <w:szCs w:val="24"/>
         </w:rPr>
+        <w:lastRenderedPageBreak/>
         <w:t>Britannia joint</w:t>
       </w:r>
     </w:p>
@@ -4077,7 +3921,6 @@
           <w:sz w:val="24"/>
           <w:szCs w:val="24"/>
         </w:rPr>
-        <w:lastRenderedPageBreak/>
         <w:pict w14:anchorId="7A001A1D">
           <v:rect id="_x0000_i1041" style="width:0;height:1.5pt" o:hralign="center" o:hrstd="t" o:hr="t" fillcolor="#a0a0a0" stroked="f"/>
         </w:pict>
@@ -4242,6 +4085,7 @@
           <w:sz w:val="24"/>
           <w:szCs w:val="24"/>
         </w:rPr>
+        <w:lastRenderedPageBreak/>
         <w:t>❌</w:t>
       </w:r>
       <w:r>
@@ -4468,183 +4312,25 @@
         <w:spacing w:before="100" w:beforeAutospacing="1" w:after="100" w:afterAutospacing="1" w:line="240" w:lineRule="auto"/>
         <w:rPr>
           <w:rFonts w:ascii="Times New Roman" w:eastAsia="Times New Roman" w:hAnsi="Times New Roman" w:cs="Times New Roman"/>
-          <w:sz w:val="24"/>
-          <w:szCs w:val="24"/>
-        </w:rPr>
-      </w:pPr>
-      <w:r>
-        <w:rPr>
-          <w:rFonts w:ascii="Times New Roman" w:eastAsia="Times New Roman" w:hAnsi="Times New Roman" w:cs="Times New Roman"/>
-          <w:sz w:val="24"/>
-          <w:szCs w:val="24"/>
-        </w:rPr>
-        <w:t xml:space="preserve">Let me stop here for now so it’s not too long. If this format is okay for you, I’ll continue with </w:t>
-      </w:r>
-      <w:r>
-        <w:rPr>
-          <w:rFonts w:ascii="Times New Roman" w:eastAsia="Times New Roman" w:hAnsi="Times New Roman" w:cs="Times New Roman"/>
-          <w:b/>
-          <w:bCs/>
-          <w:sz w:val="24"/>
-          <w:szCs w:val="24"/>
-        </w:rPr>
-        <w:t>POE Exam 2</w:t>
-      </w:r>
-      <w:r>
-        <w:rPr>
-          <w:rFonts w:ascii="Times New Roman" w:eastAsia="Times New Roman" w:hAnsi="Times New Roman" w:cs="Times New Roman"/>
-          <w:sz w:val="24"/>
-          <w:szCs w:val="24"/>
-        </w:rPr>
-        <w:t xml:space="preserve"> and </w:t>
-      </w:r>
-      <w:r>
-        <w:rPr>
-          <w:rFonts w:ascii="Times New Roman" w:eastAsia="Times New Roman" w:hAnsi="Times New Roman" w:cs="Times New Roman"/>
-          <w:b/>
-          <w:bCs/>
-          <w:sz w:val="24"/>
-          <w:szCs w:val="24"/>
-        </w:rPr>
-        <w:t>Exam 3</w:t>
-      </w:r>
-      <w:r>
-        <w:rPr>
-          <w:rFonts w:ascii="Times New Roman" w:eastAsia="Times New Roman" w:hAnsi="Times New Roman" w:cs="Times New Roman"/>
-          <w:sz w:val="24"/>
-          <w:szCs w:val="24"/>
-        </w:rPr>
-        <w:t xml:space="preserve"> in the same simple way.</w:t>
-      </w:r>
-    </w:p>
-    <w:p>
-      <w:pPr>
-        <w:spacing w:before="100" w:beforeAutospacing="1" w:after="100" w:afterAutospacing="1" w:line="240" w:lineRule="auto"/>
-        <w:rPr>
-          <w:rFonts w:ascii="Times New Roman" w:eastAsia="Times New Roman" w:hAnsi="Times New Roman" w:cs="Times New Roman"/>
-          <w:sz w:val="24"/>
-          <w:szCs w:val="24"/>
-        </w:rPr>
-      </w:pPr>
-      <w:r>
-        <w:rPr>
-          <w:rFonts w:ascii="Times New Roman" w:eastAsia="Times New Roman" w:hAnsi="Times New Roman" w:cs="Times New Roman"/>
-          <w:sz w:val="24"/>
-          <w:szCs w:val="24"/>
-        </w:rPr>
-        <w:t>Do you want me to continue?</w:t>
-      </w:r>
-    </w:p>
-    <w:p>
-      <w:pPr>
-        <w:spacing w:before="100" w:beforeAutospacing="1" w:after="100" w:afterAutospacing="1" w:line="240" w:lineRule="auto"/>
-        <w:outlineLvl w:val="4"/>
-        <w:rPr>
-          <w:rFonts w:ascii="Times New Roman" w:eastAsia="Times New Roman" w:hAnsi="Times New Roman" w:cs="Times New Roman"/>
-          <w:b/>
-          <w:bCs/>
-          <w:sz w:val="20"/>
-          <w:szCs w:val="20"/>
-        </w:rPr>
-      </w:pPr>
-      <w:r>
-        <w:rPr>
-          <w:rFonts w:ascii="Times New Roman" w:eastAsia="Times New Roman" w:hAnsi="Times New Roman" w:cs="Times New Roman"/>
-          <w:b/>
-          <w:bCs/>
-          <w:sz w:val="20"/>
-          <w:szCs w:val="20"/>
-        </w:rPr>
-        <w:t>You said:</w:t>
-      </w:r>
-    </w:p>
-    <w:p>
-      <w:pPr>
-        <w:spacing w:after="0" w:line="240" w:lineRule="auto"/>
-        <w:rPr>
-          <w:rFonts w:ascii="Times New Roman" w:eastAsia="Times New Roman" w:hAnsi="Times New Roman" w:cs="Times New Roman"/>
-          <w:sz w:val="24"/>
-          <w:szCs w:val="24"/>
-        </w:rPr>
-      </w:pPr>
-      <w:proofErr w:type="gramStart"/>
-      <w:r>
-        <w:rPr>
-          <w:rFonts w:ascii="Times New Roman" w:eastAsia="Times New Roman" w:hAnsi="Times New Roman" w:cs="Times New Roman"/>
-          <w:sz w:val="24"/>
-          <w:szCs w:val="24"/>
-        </w:rPr>
-        <w:t>yes</w:t>
-      </w:r>
-      <w:proofErr w:type="gramEnd"/>
-      <w:r>
-        <w:rPr>
-          <w:rFonts w:ascii="Times New Roman" w:eastAsia="Times New Roman" w:hAnsi="Times New Roman" w:cs="Times New Roman"/>
-          <w:sz w:val="24"/>
-          <w:szCs w:val="24"/>
-        </w:rPr>
-        <w:t xml:space="preserve"> it ok and give all the answers pls</w:t>
-      </w:r>
-    </w:p>
-    <w:p>
-      <w:pPr>
-        <w:spacing w:before="100" w:beforeAutospacing="1" w:after="100" w:afterAutospacing="1" w:line="240" w:lineRule="auto"/>
-        <w:outlineLvl w:val="5"/>
-        <w:rPr>
-          <w:rFonts w:ascii="Times New Roman" w:eastAsia="Times New Roman" w:hAnsi="Times New Roman" w:cs="Times New Roman"/>
-          <w:b/>
-          <w:bCs/>
-          <w:sz w:val="15"/>
-          <w:szCs w:val="15"/>
-        </w:rPr>
-      </w:pPr>
-      <w:proofErr w:type="spellStart"/>
-      <w:r>
-        <w:rPr>
-          <w:rFonts w:ascii="Times New Roman" w:eastAsia="Times New Roman" w:hAnsi="Times New Roman" w:cs="Times New Roman"/>
-          <w:b/>
-          <w:bCs/>
-          <w:sz w:val="15"/>
-          <w:szCs w:val="15"/>
-        </w:rPr>
-        <w:t>ChatGPT</w:t>
-      </w:r>
-      <w:proofErr w:type="spellEnd"/>
-      <w:r>
-        <w:rPr>
-          <w:rFonts w:ascii="Times New Roman" w:eastAsia="Times New Roman" w:hAnsi="Times New Roman" w:cs="Times New Roman"/>
-          <w:b/>
-          <w:bCs/>
-          <w:sz w:val="15"/>
-          <w:szCs w:val="15"/>
-        </w:rPr>
-        <w:t xml:space="preserve"> said:</w:t>
-      </w:r>
-    </w:p>
-    <w:p>
-      <w:pPr>
-        <w:spacing w:before="100" w:beforeAutospacing="1" w:after="100" w:afterAutospacing="1" w:line="240" w:lineRule="auto"/>
-        <w:rPr>
-          <w:rFonts w:ascii="Times New Roman" w:eastAsia="Times New Roman" w:hAnsi="Times New Roman" w:cs="Times New Roman"/>
-          <w:sz w:val="24"/>
-          <w:szCs w:val="24"/>
-        </w:rPr>
-      </w:pPr>
-      <w:r>
-        <w:rPr>
-          <w:rFonts w:ascii="Times New Roman" w:eastAsia="Times New Roman" w:hAnsi="Times New Roman" w:cs="Times New Roman"/>
-          <w:sz w:val="24"/>
-          <w:szCs w:val="24"/>
-        </w:rPr>
-        <w:t xml:space="preserve">Perfect! Let’s keep it flowing, step by step. You’re doing awesome by sticking with it. </w:t>
-      </w:r>
-      <w:r>
-        <w:rPr>
-          <w:rFonts w:ascii="Segoe UI Emoji" w:eastAsia="Times New Roman" w:hAnsi="Segoe UI Emoji" w:cs="Segoe UI Emoji"/>
-          <w:sz w:val="24"/>
-          <w:szCs w:val="24"/>
-        </w:rPr>
-        <w:t>💪</w:t>
+          <w:b/>
+          <w:bCs/>
+          <w:i/>
+          <w:iCs/>
+          <w:sz w:val="24"/>
+          <w:szCs w:val="24"/>
+        </w:rPr>
+      </w:pPr>
+      <w:r>
+        <w:rPr>
+          <w:rFonts w:ascii="Times New Roman" w:eastAsia="Times New Roman" w:hAnsi="Times New Roman" w:cs="Times New Roman"/>
+          <w:b/>
+          <w:bCs/>
+          <w:i/>
+          <w:iCs/>
+          <w:sz w:val="24"/>
+          <w:szCs w:val="24"/>
+        </w:rPr>
+        <w:t xml:space="preserve">Let’s keep it flowing, step by step. You’re doing awesome </w:t>
       </w:r>
     </w:p>
     <w:p>
@@ -4687,7 +4373,6 @@
           <w:sz w:val="36"/>
           <w:szCs w:val="36"/>
         </w:rPr>
-        <w:lastRenderedPageBreak/>
         <w:t>✅</w:t>
       </w:r>
       <w:r>
@@ -5019,6 +4704,7 @@
           <w:sz w:val="24"/>
           <w:szCs w:val="24"/>
         </w:rPr>
+        <w:lastRenderedPageBreak/>
         <w:t>Advantages of pin-type insulator</w:t>
       </w:r>
     </w:p>
@@ -5349,7 +5035,6 @@
           <w:sz w:val="24"/>
           <w:szCs w:val="24"/>
         </w:rPr>
-        <w:lastRenderedPageBreak/>
         <w:t>Methods of reducing corona effect</w:t>
       </w:r>
     </w:p>
@@ -5622,6 +5307,7 @@
           <w:sz w:val="24"/>
           <w:szCs w:val="24"/>
         </w:rPr>
+        <w:lastRenderedPageBreak/>
         <w:t>Medium voltage: 1–69kV</w:t>
       </w:r>
     </w:p>
@@ -5865,14 +5551,6 @@
       </w:pPr>
       <w:r>
         <w:rPr>
-          <w:rFonts w:ascii="Segoe UI Emoji" w:eastAsia="Times New Roman" w:hAnsi="Segoe UI Emoji" w:cs="Segoe UI Emoji"/>
-          <w:sz w:val="24"/>
-          <w:szCs w:val="24"/>
-        </w:rPr>
-        <w:t>👉</w:t>
-      </w:r>
-      <w:r>
-        <w:rPr>
           <w:rFonts w:ascii="Times New Roman" w:eastAsia="Times New Roman" w:hAnsi="Times New Roman" w:cs="Times New Roman"/>
           <w:sz w:val="24"/>
           <w:szCs w:val="24"/>
@@ -5999,7 +5677,6 @@
           <w:sz w:val="24"/>
           <w:szCs w:val="24"/>
         </w:rPr>
-        <w:lastRenderedPageBreak/>
         <w:t>(b) Add the given voltages to find bus-bar voltage:</w:t>
       </w:r>
     </w:p>
@@ -6350,6 +6027,7 @@
           <w:sz w:val="24"/>
           <w:szCs w:val="24"/>
         </w:rPr>
+        <w:lastRenderedPageBreak/>
         <w:t>Minimizes voltage unbalance</w:t>
       </w:r>
     </w:p>
@@ -6374,16 +6052,14 @@
         </w:rPr>
         <w:t xml:space="preserve">(b) Bundled </w:t>
       </w:r>
-      <w:proofErr w:type="gramStart"/>
-      <w:r>
-        <w:rPr>
-          <w:rFonts w:ascii="Times New Roman" w:eastAsia="Times New Roman" w:hAnsi="Times New Roman" w:cs="Times New Roman"/>
-          <w:sz w:val="24"/>
-          <w:szCs w:val="24"/>
-        </w:rPr>
-        <w:t>conductors</w:t>
-      </w:r>
-      <w:proofErr w:type="gramEnd"/>
+      <w:r>
+        <w:rPr>
+          <w:rFonts w:ascii="Times New Roman" w:eastAsia="Times New Roman" w:hAnsi="Times New Roman" w:cs="Times New Roman"/>
+          <w:sz w:val="24"/>
+          <w:szCs w:val="24"/>
+        </w:rPr>
+        <w:t>conductor’s</w:t>
+      </w:r>
       <w:r>
         <w:rPr>
           <w:rFonts w:ascii="Times New Roman" w:eastAsia="Times New Roman" w:hAnsi="Times New Roman" w:cs="Times New Roman"/>
@@ -6712,33 +6388,6 @@
         </w:rPr>
         <w:t>(b) Given data → use sag formula with wind &amp; ice loading.</w:t>
       </w:r>
-      <w:r>
-        <w:rPr>
-          <w:rFonts w:ascii="Times New Roman" w:eastAsia="Times New Roman" w:hAnsi="Times New Roman" w:cs="Times New Roman"/>
-          <w:sz w:val="24"/>
-          <w:szCs w:val="24"/>
-        </w:rPr>
-        <w:br/>
-        <w:t xml:space="preserve">Let me know if you want me to work this </w:t>
-      </w:r>
-      <w:r>
-        <w:rPr>
-          <w:rFonts w:ascii="Times New Roman" w:eastAsia="Times New Roman" w:hAnsi="Times New Roman" w:cs="Times New Roman"/>
-          <w:b/>
-          <w:bCs/>
-          <w:sz w:val="24"/>
-          <w:szCs w:val="24"/>
-        </w:rPr>
-        <w:t>calculation step by step</w:t>
-      </w:r>
-      <w:r>
-        <w:rPr>
-          <w:rFonts w:ascii="Times New Roman" w:eastAsia="Times New Roman" w:hAnsi="Times New Roman" w:cs="Times New Roman"/>
-          <w:sz w:val="24"/>
-          <w:szCs w:val="24"/>
-        </w:rPr>
-        <w:t>.</w:t>
-      </w:r>
     </w:p>
     <w:p>
       <w:pPr>
@@ -6780,7 +6429,6 @@
           <w:sz w:val="36"/>
           <w:szCs w:val="36"/>
         </w:rPr>
-        <w:lastRenderedPageBreak/>
         <w:t>✅</w:t>
       </w:r>
       <w:r>
@@ -7152,6 +6800,7 @@
           <w:sz w:val="24"/>
           <w:szCs w:val="24"/>
         </w:rPr>
+        <w:lastRenderedPageBreak/>
         <w:t>Elements of H</w:t>
       </w:r>
       <w:r>
@@ -7184,8 +6833,6 @@
         </w:rPr>
         <w:t>oltage</w:t>
       </w:r>
-      <w:bookmarkStart w:id="0" w:name="_GoBack"/>
-      <w:bookmarkEnd w:id="0"/>
       <w:r>
         <w:rPr>
           <w:rFonts w:ascii="Times New Roman" w:eastAsia="Times New Roman" w:hAnsi="Times New Roman" w:cs="Times New Roman"/>
@@ -7540,7 +7187,6 @@
           <w:sz w:val="24"/>
           <w:szCs w:val="24"/>
         </w:rPr>
-        <w:lastRenderedPageBreak/>
         <w:pict w14:anchorId="1D23B1D1">
           <v:rect id="_x0000_i1065" style="width:0;height:1.5pt" o:hralign="center" o:hrstd="t" o:hr="t" fillcolor="#a0a0a0" stroked="f"/>
         </w:pict>
@@ -7895,6 +7541,7 @@
           <w:sz w:val="24"/>
           <w:szCs w:val="24"/>
         </w:rPr>
+        <w:lastRenderedPageBreak/>
         <w:t>Span length</w:t>
       </w:r>
     </w:p>
@@ -8624,6 +8271,7 @@
           <w:sz w:val="24"/>
           <w:szCs w:val="24"/>
         </w:rPr>
+        <w:lastRenderedPageBreak/>
         <w:t>Transmission efficiency</w:t>
       </w:r>
       <w:r>
@@ -9126,7 +8774,6 @@
           <w:sz w:val="24"/>
           <w:szCs w:val="24"/>
         </w:rPr>
-        <w:lastRenderedPageBreak/>
         <w:t>(c) Use symmetrical components to get:</w:t>
       </w:r>
     </w:p>
@@ -9295,16 +8942,14 @@
         </w:rPr>
         <w:t xml:space="preserve">Voltage </w:t>
       </w:r>
-      <w:proofErr w:type="gramStart"/>
-      <w:r>
-        <w:rPr>
-          <w:rFonts w:ascii="Times New Roman" w:eastAsia="Times New Roman" w:hAnsi="Times New Roman" w:cs="Times New Roman"/>
-          <w:sz w:val="24"/>
-          <w:szCs w:val="24"/>
-        </w:rPr>
-        <w:t>withstand</w:t>
-      </w:r>
-      <w:proofErr w:type="gramEnd"/>
+      <w:r>
+        <w:rPr>
+          <w:rFonts w:ascii="Times New Roman" w:eastAsia="Times New Roman" w:hAnsi="Times New Roman" w:cs="Times New Roman"/>
+          <w:sz w:val="24"/>
+          <w:szCs w:val="24"/>
+        </w:rPr>
+        <w:t>withstands</w:t>
+      </w:r>
     </w:p>
     <w:p>
       <w:pPr>
@@ -9465,270 +9110,16 @@
           <w:szCs w:val="24"/>
         </w:rPr>
       </w:pPr>
-      <w:r>
-        <w:rPr>
-          <w:rFonts w:ascii="Times New Roman" w:eastAsia="Times New Roman" w:hAnsi="Times New Roman" w:cs="Times New Roman"/>
-          <w:sz w:val="24"/>
-          <w:szCs w:val="24"/>
-        </w:rPr>
-        <w:t xml:space="preserve">Let me know if you want help </w:t>
-      </w:r>
-      <w:r>
-        <w:rPr>
-          <w:rFonts w:ascii="Times New Roman" w:eastAsia="Times New Roman" w:hAnsi="Times New Roman" w:cs="Times New Roman"/>
-          <w:b/>
-          <w:bCs/>
-          <w:sz w:val="24"/>
-          <w:szCs w:val="24"/>
-        </w:rPr>
-        <w:t>solving the numerical questions step-by-step</w:t>
-      </w:r>
-      <w:r>
-        <w:rPr>
-          <w:rFonts w:ascii="Times New Roman" w:eastAsia="Times New Roman" w:hAnsi="Times New Roman" w:cs="Times New Roman"/>
-          <w:sz w:val="24"/>
-          <w:szCs w:val="24"/>
-        </w:rPr>
-        <w:t xml:space="preserve">, or a </w:t>
-      </w:r>
-      <w:r>
-        <w:rPr>
-          <w:rFonts w:ascii="Times New Roman" w:eastAsia="Times New Roman" w:hAnsi="Times New Roman" w:cs="Times New Roman"/>
-          <w:b/>
-          <w:bCs/>
-          <w:sz w:val="24"/>
-          <w:szCs w:val="24"/>
-        </w:rPr>
-        <w:t>PDF/printable revision sheet</w:t>
-      </w:r>
-      <w:r>
-        <w:rPr>
-          <w:rFonts w:ascii="Times New Roman" w:eastAsia="Times New Roman" w:hAnsi="Times New Roman" w:cs="Times New Roman"/>
-          <w:sz w:val="24"/>
-          <w:szCs w:val="24"/>
-        </w:rPr>
-        <w:t>.</w:t>
-      </w:r>
-    </w:p>
-    <w:p>
-      <w:pPr>
-        <w:spacing w:before="100" w:beforeAutospacing="1" w:after="100" w:afterAutospacing="1" w:line="240" w:lineRule="auto"/>
-        <w:rPr>
-          <w:rFonts w:ascii="Times New Roman" w:eastAsia="Times New Roman" w:hAnsi="Times New Roman" w:cs="Times New Roman"/>
-          <w:sz w:val="24"/>
-          <w:szCs w:val="24"/>
-        </w:rPr>
-      </w:pPr>
-      <w:r>
-        <w:rPr>
-          <w:rFonts w:ascii="Times New Roman" w:eastAsia="Times New Roman" w:hAnsi="Times New Roman" w:cs="Times New Roman"/>
-          <w:sz w:val="24"/>
-          <w:szCs w:val="24"/>
-        </w:rPr>
-        <w:t xml:space="preserve">Keep pushing. You’re almost there! </w:t>
-      </w:r>
-      <w:r>
-        <w:rPr>
-          <w:rFonts w:ascii="Segoe UI Emoji" w:eastAsia="Times New Roman" w:hAnsi="Segoe UI Emoji" w:cs="Segoe UI Emoji"/>
-          <w:sz w:val="24"/>
-          <w:szCs w:val="24"/>
-        </w:rPr>
-        <w:t>⚡📘🔥</w:t>
-      </w:r>
-    </w:p>
-    <w:p>
-      <w:pPr>
-        <w:spacing w:before="100" w:beforeAutospacing="1" w:after="100" w:afterAutospacing="1" w:line="240" w:lineRule="auto"/>
-        <w:outlineLvl w:val="4"/>
-        <w:rPr>
-          <w:rFonts w:ascii="Times New Roman" w:eastAsia="Times New Roman" w:hAnsi="Times New Roman" w:cs="Times New Roman"/>
-          <w:b/>
-          <w:bCs/>
-          <w:sz w:val="20"/>
-          <w:szCs w:val="20"/>
-        </w:rPr>
-      </w:pPr>
-      <w:r>
-        <w:rPr>
-          <w:rFonts w:ascii="Times New Roman" w:eastAsia="Times New Roman" w:hAnsi="Times New Roman" w:cs="Times New Roman"/>
-          <w:b/>
-          <w:bCs/>
-          <w:sz w:val="20"/>
-          <w:szCs w:val="20"/>
-        </w:rPr>
-        <w:t>You said:</w:t>
-      </w:r>
-    </w:p>
-    <w:p>
-      <w:pPr>
-        <w:spacing w:after="0" w:line="240" w:lineRule="auto"/>
-        <w:rPr>
-          <w:rFonts w:ascii="Times New Roman" w:eastAsia="Times New Roman" w:hAnsi="Times New Roman" w:cs="Times New Roman"/>
-          <w:sz w:val="24"/>
-          <w:szCs w:val="24"/>
-        </w:rPr>
-      </w:pPr>
-      <w:r>
-        <w:rPr>
-          <w:rFonts w:ascii="Times New Roman" w:eastAsia="Times New Roman" w:hAnsi="Times New Roman" w:cs="Times New Roman"/>
-          <w:sz w:val="24"/>
-          <w:szCs w:val="24"/>
-        </w:rPr>
-        <w:t xml:space="preserve">in </w:t>
-      </w:r>
-      <w:proofErr w:type="spellStart"/>
-      <w:r>
-        <w:rPr>
-          <w:rFonts w:ascii="Times New Roman" w:eastAsia="Times New Roman" w:hAnsi="Times New Roman" w:cs="Times New Roman"/>
-          <w:sz w:val="24"/>
-          <w:szCs w:val="24"/>
-        </w:rPr>
-        <w:t>poe</w:t>
-      </w:r>
-      <w:proofErr w:type="spellEnd"/>
-      <w:r>
-        <w:rPr>
-          <w:rFonts w:ascii="Times New Roman" w:eastAsia="Times New Roman" w:hAnsi="Times New Roman" w:cs="Times New Roman"/>
-          <w:sz w:val="24"/>
-          <w:szCs w:val="24"/>
-        </w:rPr>
-        <w:t xml:space="preserve"> 1 </w:t>
-      </w:r>
-      <w:proofErr w:type="spellStart"/>
-      <w:r>
-        <w:rPr>
-          <w:rFonts w:ascii="Times New Roman" w:eastAsia="Times New Roman" w:hAnsi="Times New Roman" w:cs="Times New Roman"/>
-          <w:sz w:val="24"/>
-          <w:szCs w:val="24"/>
-        </w:rPr>
-        <w:t>i</w:t>
-      </w:r>
-      <w:proofErr w:type="spellEnd"/>
-      <w:r>
-        <w:rPr>
-          <w:rFonts w:ascii="Times New Roman" w:eastAsia="Times New Roman" w:hAnsi="Times New Roman" w:cs="Times New Roman"/>
-          <w:sz w:val="24"/>
-          <w:szCs w:val="24"/>
-        </w:rPr>
-        <w:t xml:space="preserve"> need answers from questions 17</w:t>
-      </w:r>
-    </w:p>
-    <w:p>
-      <w:pPr>
-        <w:spacing w:before="100" w:beforeAutospacing="1" w:after="100" w:afterAutospacing="1" w:line="240" w:lineRule="auto"/>
-        <w:outlineLvl w:val="5"/>
-        <w:rPr>
-          <w:rFonts w:ascii="Times New Roman" w:eastAsia="Times New Roman" w:hAnsi="Times New Roman" w:cs="Times New Roman"/>
-          <w:b/>
-          <w:bCs/>
-          <w:sz w:val="15"/>
-          <w:szCs w:val="15"/>
-        </w:rPr>
-      </w:pPr>
-      <w:proofErr w:type="spellStart"/>
-      <w:r>
-        <w:rPr>
-          <w:rFonts w:ascii="Times New Roman" w:eastAsia="Times New Roman" w:hAnsi="Times New Roman" w:cs="Times New Roman"/>
-          <w:b/>
-          <w:bCs/>
-          <w:sz w:val="15"/>
-          <w:szCs w:val="15"/>
-        </w:rPr>
-        <w:t>ChatGPT</w:t>
-      </w:r>
-      <w:proofErr w:type="spellEnd"/>
-      <w:r>
-        <w:rPr>
-          <w:rFonts w:ascii="Times New Roman" w:eastAsia="Times New Roman" w:hAnsi="Times New Roman" w:cs="Times New Roman"/>
-          <w:b/>
-          <w:bCs/>
-          <w:sz w:val="15"/>
-          <w:szCs w:val="15"/>
-        </w:rPr>
-        <w:t xml:space="preserve"> said:</w:t>
-      </w:r>
-    </w:p>
-    <w:p>
-      <w:pPr>
-        <w:spacing w:before="100" w:beforeAutospacing="1" w:after="100" w:afterAutospacing="1" w:line="240" w:lineRule="auto"/>
-        <w:rPr>
-          <w:rFonts w:ascii="Times New Roman" w:eastAsia="Times New Roman" w:hAnsi="Times New Roman" w:cs="Times New Roman"/>
-          <w:sz w:val="24"/>
-          <w:szCs w:val="24"/>
-        </w:rPr>
-      </w:pPr>
-      <w:r>
-        <w:rPr>
-          <w:rFonts w:ascii="Times New Roman" w:eastAsia="Times New Roman" w:hAnsi="Times New Roman" w:cs="Times New Roman"/>
-          <w:sz w:val="24"/>
-          <w:szCs w:val="24"/>
-        </w:rPr>
-        <w:t xml:space="preserve">Absolutely, let’s now continue from </w:t>
-      </w:r>
-      <w:r>
-        <w:rPr>
-          <w:rFonts w:ascii="Times New Roman" w:eastAsia="Times New Roman" w:hAnsi="Times New Roman" w:cs="Times New Roman"/>
-          <w:b/>
-          <w:bCs/>
-          <w:sz w:val="24"/>
-          <w:szCs w:val="24"/>
-        </w:rPr>
-        <w:t>Question 17 to the end</w:t>
-      </w:r>
-      <w:r>
-        <w:rPr>
-          <w:rFonts w:ascii="Times New Roman" w:eastAsia="Times New Roman" w:hAnsi="Times New Roman" w:cs="Times New Roman"/>
-          <w:sz w:val="24"/>
-          <w:szCs w:val="24"/>
-        </w:rPr>
-        <w:t xml:space="preserve"> of </w:t>
-      </w:r>
-      <w:r>
-        <w:rPr>
-          <w:rFonts w:ascii="Times New Roman" w:eastAsia="Times New Roman" w:hAnsi="Times New Roman" w:cs="Times New Roman"/>
-          <w:b/>
-          <w:bCs/>
-          <w:sz w:val="24"/>
-          <w:szCs w:val="24"/>
-        </w:rPr>
-        <w:t>POE EXAM 1</w:t>
-      </w:r>
-      <w:r>
-        <w:rPr>
-          <w:rFonts w:ascii="Times New Roman" w:eastAsia="Times New Roman" w:hAnsi="Times New Roman" w:cs="Times New Roman"/>
-          <w:sz w:val="24"/>
-          <w:szCs w:val="24"/>
-        </w:rPr>
-        <w:t xml:space="preserve"> — nice and simple, just how you like it. </w:t>
-      </w:r>
-      <w:r>
-        <w:rPr>
-          <w:rFonts w:ascii="Segoe UI Emoji" w:eastAsia="Times New Roman" w:hAnsi="Segoe UI Emoji" w:cs="Segoe UI Emoji"/>
-          <w:sz w:val="24"/>
-          <w:szCs w:val="24"/>
-        </w:rPr>
-        <w:t>🔥</w:t>
-      </w:r>
-    </w:p>
-    <w:p>
-      <w:pPr>
-        <w:spacing w:after="0" w:line="240" w:lineRule="auto"/>
-        <w:rPr>
-          <w:rFonts w:ascii="Times New Roman" w:eastAsia="Times New Roman" w:hAnsi="Times New Roman" w:cs="Times New Roman"/>
-          <w:sz w:val="24"/>
-          <w:szCs w:val="24"/>
-        </w:rPr>
-      </w:pPr>
-      <w:r>
-        <w:rPr>
-          <w:rFonts w:ascii="Times New Roman" w:eastAsia="Times New Roman" w:hAnsi="Times New Roman" w:cs="Times New Roman"/>
-          <w:sz w:val="24"/>
-          <w:szCs w:val="24"/>
-        </w:rPr>
-        <w:pict w14:anchorId="6138EF58">
-          <v:rect id="_x0000_i1074" style="width:0;height:1.5pt" o:hralign="center" o:hrstd="t" o:hr="t" fillcolor="#a0a0a0" stroked="f"/>
-        </w:pict>
-      </w:r>
+    </w:p>
+    <w:p>
+      <w:pPr>
+        <w:spacing w:before="100" w:beforeAutospacing="1" w:after="100" w:afterAutospacing="1" w:line="240" w:lineRule="auto"/>
+        <w:rPr>
+          <w:rFonts w:ascii="Times New Roman" w:eastAsia="Times New Roman" w:hAnsi="Times New Roman" w:cs="Times New Roman"/>
+          <w:sz w:val="24"/>
+          <w:szCs w:val="24"/>
+        </w:rPr>
+      </w:pPr>
     </w:p>
     <w:p>
       <w:pPr>
@@ -9750,6 +9141,7 @@
           <w:sz w:val="36"/>
           <w:szCs w:val="36"/>
         </w:rPr>
+        <w:lastRenderedPageBreak/>
         <w:t>✅</w:t>
       </w:r>
       <w:r>
@@ -9914,7 +9306,6 @@
           <w:sz w:val="27"/>
           <w:szCs w:val="27"/>
         </w:rPr>
-        <w:lastRenderedPageBreak/>
         <w:t>18. Four important components of overhead transmission line</w:t>
       </w:r>
     </w:p>
@@ -10189,23 +9580,13 @@
           <w:szCs w:val="24"/>
         </w:rPr>
       </w:pPr>
-      <w:proofErr w:type="gramStart"/>
-      <w:r>
-        <w:rPr>
-          <w:rFonts w:ascii="Times New Roman" w:eastAsia="Times New Roman" w:hAnsi="Times New Roman" w:cs="Times New Roman"/>
-          <w:sz w:val="24"/>
-          <w:szCs w:val="24"/>
-        </w:rPr>
-        <w:t>So</w:t>
-      </w:r>
-      <w:proofErr w:type="gramEnd"/>
-      <w:r>
-        <w:rPr>
-          <w:rFonts w:ascii="Times New Roman" w:eastAsia="Times New Roman" w:hAnsi="Times New Roman" w:cs="Times New Roman"/>
-          <w:sz w:val="24"/>
-          <w:szCs w:val="24"/>
-        </w:rPr>
-        <w:t xml:space="preserve"> no need to repeat — already answered.</w:t>
+      <w:r>
+        <w:rPr>
+          <w:rFonts w:ascii="Times New Roman" w:eastAsia="Times New Roman" w:hAnsi="Times New Roman" w:cs="Times New Roman"/>
+          <w:sz w:val="24"/>
+          <w:szCs w:val="24"/>
+        </w:rPr>
+        <w:t>So no need to repeat — already answered.</w:t>
       </w:r>
     </w:p>
     <w:p>
@@ -10389,6 +9770,7 @@
           <w:sz w:val="24"/>
           <w:szCs w:val="24"/>
         </w:rPr>
+        <w:lastRenderedPageBreak/>
         <w:t xml:space="preserve">Use of </w:t>
       </w:r>
       <w:r>
@@ -10581,7 +9963,6 @@
           <w:sz w:val="27"/>
           <w:szCs w:val="27"/>
         </w:rPr>
-        <w:lastRenderedPageBreak/>
         <w:t>24. (Same as 23 – repeated formatting)</w:t>
       </w:r>
     </w:p>
@@ -11040,6 +10421,7 @@
           <w:sz w:val="24"/>
           <w:szCs w:val="24"/>
         </w:rPr>
+        <w:lastRenderedPageBreak/>
         <w:t xml:space="preserve">High </w:t>
       </w:r>
       <w:r>
@@ -11263,7 +10645,6 @@
           <w:sz w:val="24"/>
           <w:szCs w:val="24"/>
         </w:rPr>
-        <w:lastRenderedPageBreak/>
         <w:t>Given: radius, spacing, pressure, temperature, m</w:t>
       </w:r>
       <w:r>
@@ -11513,173 +10894,6 @@
           <w:sz w:val="24"/>
           <w:szCs w:val="24"/>
         </w:rPr>
-        <w:t xml:space="preserve">Would you like me to walk you through the </w:t>
-      </w:r>
-      <w:r>
-        <w:rPr>
-          <w:rFonts w:ascii="Times New Roman" w:eastAsia="Times New Roman" w:hAnsi="Times New Roman" w:cs="Times New Roman"/>
-          <w:b/>
-          <w:bCs/>
-          <w:sz w:val="24"/>
-          <w:szCs w:val="24"/>
-        </w:rPr>
-        <w:t>math step-by-step</w:t>
-      </w:r>
-      <w:r>
-        <w:rPr>
-          <w:rFonts w:ascii="Times New Roman" w:eastAsia="Times New Roman" w:hAnsi="Times New Roman" w:cs="Times New Roman"/>
-          <w:sz w:val="24"/>
-          <w:szCs w:val="24"/>
-        </w:rPr>
-        <w:t xml:space="preserve"> for Q29 &amp; Q30? I can show how to apply the formulas easily.</w:t>
-      </w:r>
-    </w:p>
-    <w:p>
-      <w:pPr>
-        <w:spacing w:after="0" w:line="240" w:lineRule="auto"/>
-        <w:rPr>
-          <w:rFonts w:ascii="Times New Roman" w:eastAsia="Times New Roman" w:hAnsi="Times New Roman" w:cs="Times New Roman"/>
-          <w:sz w:val="24"/>
-          <w:szCs w:val="24"/>
-        </w:rPr>
-      </w:pPr>
-      <w:r>
-        <w:rPr>
-          <w:rFonts w:ascii="Times New Roman" w:eastAsia="Times New Roman" w:hAnsi="Times New Roman" w:cs="Times New Roman"/>
-          <w:sz w:val="24"/>
-          <w:szCs w:val="24"/>
-        </w:rPr>
-        <w:pict w14:anchorId="723552A1">
-          <v:rect id="_x0000_i1088" style="width:0;height:1.5pt" o:hralign="center" o:hrstd="t" o:hr="t" fillcolor="#a0a0a0" stroked="f"/>
-        </w:pict>
-      </w:r>
-    </w:p>
-    <w:p>
-      <w:pPr>
-        <w:spacing w:before="100" w:beforeAutospacing="1" w:after="100" w:afterAutospacing="1" w:line="240" w:lineRule="auto"/>
-        <w:rPr>
-          <w:rFonts w:ascii="Times New Roman" w:eastAsia="Times New Roman" w:hAnsi="Times New Roman" w:cs="Times New Roman"/>
-          <w:sz w:val="24"/>
-          <w:szCs w:val="24"/>
-        </w:rPr>
-      </w:pPr>
-      <w:r>
-        <w:rPr>
-          <w:rFonts w:ascii="Times New Roman" w:eastAsia="Times New Roman" w:hAnsi="Times New Roman" w:cs="Times New Roman"/>
-          <w:sz w:val="24"/>
-          <w:szCs w:val="24"/>
-        </w:rPr>
-        <w:t xml:space="preserve">You’re doing a solid job pushing through all this. Let’s finish strong! </w:t>
-      </w:r>
-      <w:r>
-        <w:rPr>
-          <w:rFonts w:ascii="Segoe UI Emoji" w:eastAsia="Times New Roman" w:hAnsi="Segoe UI Emoji" w:cs="Segoe UI Emoji"/>
-          <w:sz w:val="24"/>
-          <w:szCs w:val="24"/>
-        </w:rPr>
-        <w:t>💯</w:t>
-      </w:r>
-      <w:r>
-        <w:rPr>
-          <w:rFonts w:ascii="Times New Roman" w:eastAsia="Times New Roman" w:hAnsi="Times New Roman" w:cs="Times New Roman"/>
-          <w:sz w:val="24"/>
-          <w:szCs w:val="24"/>
-        </w:rPr>
-        <w:br/>
-        <w:t>Ready for the calculations, or need a summarized revision PDF next?</w:t>
-      </w:r>
-    </w:p>
-    <w:p>
-      <w:pPr>
-        <w:spacing w:before="100" w:beforeAutospacing="1" w:after="100" w:afterAutospacing="1" w:line="240" w:lineRule="auto"/>
-        <w:outlineLvl w:val="4"/>
-        <w:rPr>
-          <w:rFonts w:ascii="Times New Roman" w:eastAsia="Times New Roman" w:hAnsi="Times New Roman" w:cs="Times New Roman"/>
-          <w:b/>
-          <w:bCs/>
-          <w:sz w:val="20"/>
-          <w:szCs w:val="20"/>
-        </w:rPr>
-      </w:pPr>
-      <w:r>
-        <w:rPr>
-          <w:rFonts w:ascii="Times New Roman" w:eastAsia="Times New Roman" w:hAnsi="Times New Roman" w:cs="Times New Roman"/>
-          <w:b/>
-          <w:bCs/>
-          <w:sz w:val="20"/>
-          <w:szCs w:val="20"/>
-        </w:rPr>
-        <w:t>You said:</w:t>
-      </w:r>
-    </w:p>
-    <w:p>
-      <w:pPr>
-        <w:spacing w:after="0" w:line="240" w:lineRule="auto"/>
-        <w:rPr>
-          <w:rFonts w:ascii="Times New Roman" w:eastAsia="Times New Roman" w:hAnsi="Times New Roman" w:cs="Times New Roman"/>
-          <w:sz w:val="24"/>
-          <w:szCs w:val="24"/>
-        </w:rPr>
-      </w:pPr>
-      <w:r>
-        <w:rPr>
-          <w:rFonts w:ascii="Times New Roman" w:eastAsia="Times New Roman" w:hAnsi="Times New Roman" w:cs="Times New Roman"/>
-          <w:sz w:val="24"/>
-          <w:szCs w:val="24"/>
-        </w:rPr>
-        <w:t>yes pls</w:t>
-      </w:r>
-    </w:p>
-    <w:p>
-      <w:pPr>
-        <w:spacing w:before="100" w:beforeAutospacing="1" w:after="100" w:afterAutospacing="1" w:line="240" w:lineRule="auto"/>
-        <w:outlineLvl w:val="5"/>
-        <w:rPr>
-          <w:rFonts w:ascii="Times New Roman" w:eastAsia="Times New Roman" w:hAnsi="Times New Roman" w:cs="Times New Roman"/>
-          <w:b/>
-          <w:bCs/>
-          <w:sz w:val="15"/>
-          <w:szCs w:val="15"/>
-        </w:rPr>
-      </w:pPr>
-      <w:proofErr w:type="spellStart"/>
-      <w:r>
-        <w:rPr>
-          <w:rFonts w:ascii="Times New Roman" w:eastAsia="Times New Roman" w:hAnsi="Times New Roman" w:cs="Times New Roman"/>
-          <w:b/>
-          <w:bCs/>
-          <w:sz w:val="15"/>
-          <w:szCs w:val="15"/>
-        </w:rPr>
-        <w:t>ChatGPT</w:t>
-      </w:r>
-      <w:proofErr w:type="spellEnd"/>
-      <w:r>
-        <w:rPr>
-          <w:rFonts w:ascii="Times New Roman" w:eastAsia="Times New Roman" w:hAnsi="Times New Roman" w:cs="Times New Roman"/>
-          <w:b/>
-          <w:bCs/>
-          <w:sz w:val="15"/>
-          <w:szCs w:val="15"/>
-        </w:rPr>
-        <w:t xml:space="preserve"> said:</w:t>
-      </w:r>
-    </w:p>
-    <w:p>
-      <w:pPr>
-        <w:spacing w:before="100" w:beforeAutospacing="1" w:after="100" w:afterAutospacing="1" w:line="240" w:lineRule="auto"/>
-        <w:rPr>
-          <w:rFonts w:ascii="Times New Roman" w:eastAsia="Times New Roman" w:hAnsi="Times New Roman" w:cs="Times New Roman"/>
-          <w:sz w:val="24"/>
-          <w:szCs w:val="24"/>
-        </w:rPr>
-      </w:pPr>
-      <w:r>
-        <w:rPr>
-          <w:rFonts w:ascii="Times New Roman" w:eastAsia="Times New Roman" w:hAnsi="Times New Roman" w:cs="Times New Roman"/>
-          <w:sz w:val="24"/>
-          <w:szCs w:val="24"/>
-        </w:rPr>
         <w:t xml:space="preserve">Great — let's solve </w:t>
       </w:r>
       <w:r>
@@ -11909,25 +11123,7 @@
           <w:sz w:val="24"/>
           <w:szCs w:val="24"/>
         </w:rPr>
-        <w:t>Frequency f=50 </w:t>
-      </w:r>
-      <w:proofErr w:type="spellStart"/>
-      <w:r>
-        <w:rPr>
-          <w:rFonts w:ascii="Times New Roman" w:eastAsia="Times New Roman" w:hAnsi="Times New Roman" w:cs="Times New Roman"/>
-          <w:sz w:val="24"/>
-          <w:szCs w:val="24"/>
-        </w:rPr>
-        <w:t>Hzf</w:t>
-      </w:r>
-      <w:proofErr w:type="spellEnd"/>
-      <w:r>
-        <w:rPr>
-          <w:rFonts w:ascii="Times New Roman" w:eastAsia="Times New Roman" w:hAnsi="Times New Roman" w:cs="Times New Roman"/>
-          <w:sz w:val="24"/>
-          <w:szCs w:val="24"/>
-        </w:rPr>
-        <w:t xml:space="preserve"> = 50 \text{ Hz}</w:t>
+        <w:t>Frequency f=50 Hzf = 50 \text{ Hz}</w:t>
       </w:r>
     </w:p>
     <w:p>
@@ -11949,25 +11145,7 @@
           <w:sz w:val="24"/>
           <w:szCs w:val="24"/>
         </w:rPr>
-        <w:t>Radius of conductor r=1.5 cm=0.015 </w:t>
-      </w:r>
-      <w:proofErr w:type="spellStart"/>
-      <w:r>
-        <w:rPr>
-          <w:rFonts w:ascii="Times New Roman" w:eastAsia="Times New Roman" w:hAnsi="Times New Roman" w:cs="Times New Roman"/>
-          <w:sz w:val="24"/>
-          <w:szCs w:val="24"/>
-        </w:rPr>
-        <w:t>mr</w:t>
-      </w:r>
-      <w:proofErr w:type="spellEnd"/>
-      <w:r>
-        <w:rPr>
-          <w:rFonts w:ascii="Times New Roman" w:eastAsia="Times New Roman" w:hAnsi="Times New Roman" w:cs="Times New Roman"/>
-          <w:sz w:val="24"/>
-          <w:szCs w:val="24"/>
-        </w:rPr>
-        <w:t xml:space="preserve"> = 1.5 \text{ cm} = 0.015 \text{ m}</w:t>
+        <w:t>Radius of conductor r=1.5 cm=0.015 mr = 1.5 \text{ cm} = 0.015 \text{ m}</w:t>
       </w:r>
     </w:p>
     <w:p>
@@ -12011,7 +11189,6 @@
           <w:sz w:val="24"/>
           <w:szCs w:val="24"/>
         </w:rPr>
-        <w:lastRenderedPageBreak/>
         <w:t>Temperature t=40</w:t>
       </w:r>
       <w:r>
@@ -12050,25 +11227,7 @@
           <w:sz w:val="24"/>
           <w:szCs w:val="24"/>
         </w:rPr>
-        <w:t>Pressure p=76 cm </w:t>
-      </w:r>
-      <w:proofErr w:type="spellStart"/>
-      <w:r>
-        <w:rPr>
-          <w:rFonts w:ascii="Times New Roman" w:eastAsia="Times New Roman" w:hAnsi="Times New Roman" w:cs="Times New Roman"/>
-          <w:sz w:val="24"/>
-          <w:szCs w:val="24"/>
-        </w:rPr>
-        <w:t>Hgp</w:t>
-      </w:r>
-      <w:proofErr w:type="spellEnd"/>
-      <w:r>
-        <w:rPr>
-          <w:rFonts w:ascii="Times New Roman" w:eastAsia="Times New Roman" w:hAnsi="Times New Roman" w:cs="Times New Roman"/>
-          <w:sz w:val="24"/>
-          <w:szCs w:val="24"/>
-        </w:rPr>
-        <w:t xml:space="preserve"> = 76 \text{ cm Hg}</w:t>
+        <w:t>Pressure p=76 cm Hgp = 76 \text{ cm Hg}</w:t>
       </w:r>
     </w:p>
     <w:p>
@@ -12090,6 +11249,7 @@
           <w:sz w:val="24"/>
           <w:szCs w:val="24"/>
         </w:rPr>
+        <w:lastRenderedPageBreak/>
         <w:t>Surface factor m0=0.85m_0 = 0.85</w:t>
       </w:r>
     </w:p>
@@ -12151,25 +11311,7 @@
           <w:sz w:val="24"/>
           <w:szCs w:val="24"/>
         </w:rPr>
-        <w:t>δ=3.92×p273+t=3.92×76273+40=297.92313≈0.952\delta = \frac{3.92 \times p}{273 + t} = \frac{3.92 \times 76}{273 + 40} = \frac{297.92}{313} \</w:t>
-      </w:r>
-      <w:proofErr w:type="spellStart"/>
-      <w:r>
-        <w:rPr>
-          <w:rFonts w:ascii="Times New Roman" w:eastAsia="Times New Roman" w:hAnsi="Times New Roman" w:cs="Times New Roman"/>
-          <w:sz w:val="24"/>
-          <w:szCs w:val="24"/>
-        </w:rPr>
-        <w:t>approx</w:t>
-      </w:r>
-      <w:proofErr w:type="spellEnd"/>
-      <w:r>
-        <w:rPr>
-          <w:rFonts w:ascii="Times New Roman" w:eastAsia="Times New Roman" w:hAnsi="Times New Roman" w:cs="Times New Roman"/>
-          <w:sz w:val="24"/>
-          <w:szCs w:val="24"/>
-        </w:rPr>
-        <w:t xml:space="preserve"> 0.952 </w:t>
+        <w:t xml:space="preserve">δ=3.92×p273+t=3.92×76273+40=297.92313≈0.952\delta = \frac{3.92 \times p}{273 + t} = \frac{3.92 \times 76}{273 + 40} = \frac{297.92}{313} \approx 0.952 </w:t>
       </w:r>
     </w:p>
     <w:p>
@@ -12212,29 +11354,7 @@
           <w:sz w:val="27"/>
           <w:szCs w:val="27"/>
         </w:rPr>
-        <w:t>🧮 Step 2: Calculate Disruptive Critical Voltage (</w:t>
-      </w:r>
-      <w:proofErr w:type="spellStart"/>
-      <w:r>
-        <w:rPr>
-          <w:rFonts w:ascii="Times New Roman" w:eastAsia="Times New Roman" w:hAnsi="Times New Roman" w:cs="Times New Roman"/>
-          <w:b/>
-          <w:bCs/>
-          <w:sz w:val="27"/>
-          <w:szCs w:val="27"/>
-        </w:rPr>
-        <w:t>Vd</w:t>
-      </w:r>
-      <w:proofErr w:type="spellEnd"/>
-      <w:r>
-        <w:rPr>
-          <w:rFonts w:ascii="Times New Roman" w:eastAsia="Times New Roman" w:hAnsi="Times New Roman" w:cs="Times New Roman"/>
-          <w:b/>
-          <w:bCs/>
-          <w:sz w:val="27"/>
-          <w:szCs w:val="27"/>
-        </w:rPr>
-        <w:t>)</w:t>
+        <w:t>🧮 Step 2: Calculate Disruptive Critical Voltage (Vd)</w:t>
       </w:r>
     </w:p>
     <w:p>
@@ -12246,23 +11366,13 @@
           <w:szCs w:val="24"/>
         </w:rPr>
       </w:pPr>
-      <w:proofErr w:type="spellStart"/>
-      <w:r>
-        <w:rPr>
-          <w:rFonts w:ascii="Times New Roman" w:eastAsia="Times New Roman" w:hAnsi="Times New Roman" w:cs="Times New Roman"/>
-          <w:sz w:val="24"/>
-          <w:szCs w:val="24"/>
-        </w:rPr>
-        <w:t>Vd</w:t>
-      </w:r>
-      <w:proofErr w:type="spellEnd"/>
-      <w:r>
-        <w:rPr>
-          <w:rFonts w:ascii="Times New Roman" w:eastAsia="Times New Roman" w:hAnsi="Times New Roman" w:cs="Times New Roman"/>
-          <w:sz w:val="24"/>
-          <w:szCs w:val="24"/>
-        </w:rPr>
-        <w:t>=21.1</w:t>
+      <w:r>
+        <w:rPr>
+          <w:rFonts w:ascii="Times New Roman" w:eastAsia="Times New Roman" w:hAnsi="Times New Roman" w:cs="Times New Roman"/>
+          <w:sz w:val="24"/>
+          <w:szCs w:val="24"/>
+        </w:rPr>
+        <w:t>Vd=21.1</w:t>
       </w:r>
       <w:r>
         <w:rPr>
@@ -12342,133 +11452,7 @@
           <w:sz w:val="24"/>
           <w:szCs w:val="24"/>
         </w:rPr>
-        <w:t>(</w:t>
-      </w:r>
-      <w:proofErr w:type="spellStart"/>
-      <w:r>
-        <w:rPr>
-          <w:rFonts w:ascii="Times New Roman" w:eastAsia="Times New Roman" w:hAnsi="Times New Roman" w:cs="Times New Roman"/>
-          <w:sz w:val="24"/>
-          <w:szCs w:val="24"/>
-        </w:rPr>
-        <w:t>dr</w:t>
-      </w:r>
-      <w:proofErr w:type="spellEnd"/>
-      <w:r>
-        <w:rPr>
-          <w:rFonts w:ascii="Times New Roman" w:eastAsia="Times New Roman" w:hAnsi="Times New Roman" w:cs="Times New Roman"/>
-          <w:sz w:val="24"/>
-          <w:szCs w:val="24"/>
-        </w:rPr>
-        <w:t>)</w:t>
-      </w:r>
-      <w:proofErr w:type="spellStart"/>
-      <w:r>
-        <w:rPr>
-          <w:rFonts w:ascii="Times New Roman" w:eastAsia="Times New Roman" w:hAnsi="Times New Roman" w:cs="Times New Roman"/>
-          <w:sz w:val="24"/>
-          <w:szCs w:val="24"/>
-        </w:rPr>
-        <w:t>V_d</w:t>
-      </w:r>
-      <w:proofErr w:type="spellEnd"/>
-      <w:r>
-        <w:rPr>
-          <w:rFonts w:ascii="Times New Roman" w:eastAsia="Times New Roman" w:hAnsi="Times New Roman" w:cs="Times New Roman"/>
-          <w:sz w:val="24"/>
-          <w:szCs w:val="24"/>
-        </w:rPr>
-        <w:t xml:space="preserve"> = 21.1 \</w:t>
-      </w:r>
-      <w:proofErr w:type="spellStart"/>
-      <w:r>
-        <w:rPr>
-          <w:rFonts w:ascii="Times New Roman" w:eastAsia="Times New Roman" w:hAnsi="Times New Roman" w:cs="Times New Roman"/>
-          <w:sz w:val="24"/>
-          <w:szCs w:val="24"/>
-        </w:rPr>
-        <w:t>cdot</w:t>
-      </w:r>
-      <w:proofErr w:type="spellEnd"/>
-      <w:r>
-        <w:rPr>
-          <w:rFonts w:ascii="Times New Roman" w:eastAsia="Times New Roman" w:hAnsi="Times New Roman" w:cs="Times New Roman"/>
-          <w:sz w:val="24"/>
-          <w:szCs w:val="24"/>
-        </w:rPr>
-        <w:t xml:space="preserve"> m_0 \</w:t>
-      </w:r>
-      <w:proofErr w:type="spellStart"/>
-      <w:r>
-        <w:rPr>
-          <w:rFonts w:ascii="Times New Roman" w:eastAsia="Times New Roman" w:hAnsi="Times New Roman" w:cs="Times New Roman"/>
-          <w:sz w:val="24"/>
-          <w:szCs w:val="24"/>
-        </w:rPr>
-        <w:t>cdot</w:t>
-      </w:r>
-      <w:proofErr w:type="spellEnd"/>
-      <w:r>
-        <w:rPr>
-          <w:rFonts w:ascii="Times New Roman" w:eastAsia="Times New Roman" w:hAnsi="Times New Roman" w:cs="Times New Roman"/>
-          <w:sz w:val="24"/>
-          <w:szCs w:val="24"/>
-        </w:rPr>
-        <w:t xml:space="preserve"> \delta \</w:t>
-      </w:r>
-      <w:proofErr w:type="spellStart"/>
-      <w:r>
-        <w:rPr>
-          <w:rFonts w:ascii="Times New Roman" w:eastAsia="Times New Roman" w:hAnsi="Times New Roman" w:cs="Times New Roman"/>
-          <w:sz w:val="24"/>
-          <w:szCs w:val="24"/>
-        </w:rPr>
-        <w:t>cdot</w:t>
-      </w:r>
-      <w:proofErr w:type="spellEnd"/>
-      <w:r>
-        <w:rPr>
-          <w:rFonts w:ascii="Times New Roman" w:eastAsia="Times New Roman" w:hAnsi="Times New Roman" w:cs="Times New Roman"/>
-          <w:sz w:val="24"/>
-          <w:szCs w:val="24"/>
-        </w:rPr>
-        <w:t xml:space="preserve"> r \</w:t>
-      </w:r>
-      <w:proofErr w:type="spellStart"/>
-      <w:r>
-        <w:rPr>
-          <w:rFonts w:ascii="Times New Roman" w:eastAsia="Times New Roman" w:hAnsi="Times New Roman" w:cs="Times New Roman"/>
-          <w:sz w:val="24"/>
-          <w:szCs w:val="24"/>
-        </w:rPr>
-        <w:t>cdot</w:t>
-      </w:r>
-      <w:proofErr w:type="spellEnd"/>
-      <w:r>
-        <w:rPr>
-          <w:rFonts w:ascii="Times New Roman" w:eastAsia="Times New Roman" w:hAnsi="Times New Roman" w:cs="Times New Roman"/>
-          <w:sz w:val="24"/>
-          <w:szCs w:val="24"/>
-        </w:rPr>
-        <w:t xml:space="preserve"> \ln\left(\frac{d}{r}\right) </w:t>
-      </w:r>
-      <w:proofErr w:type="spellStart"/>
-      <w:r>
-        <w:rPr>
-          <w:rFonts w:ascii="Times New Roman" w:eastAsia="Times New Roman" w:hAnsi="Times New Roman" w:cs="Times New Roman"/>
-          <w:sz w:val="24"/>
-          <w:szCs w:val="24"/>
-        </w:rPr>
-        <w:t>Vd</w:t>
-      </w:r>
-      <w:proofErr w:type="spellEnd"/>
-      <w:r>
-        <w:rPr>
-          <w:rFonts w:ascii="Times New Roman" w:eastAsia="Times New Roman" w:hAnsi="Times New Roman" w:cs="Times New Roman"/>
-          <w:sz w:val="24"/>
-          <w:szCs w:val="24"/>
-        </w:rPr>
-        <w:t>=21.1</w:t>
+        <w:t>(dr)V_d = 21.1 \cdot m_0 \cdot \delta \cdot r \cdot \ln\left(\frac{d}{r}\right) Vd=21.1</w:t>
       </w:r>
       <w:r>
         <w:rPr>
@@ -12548,97 +11532,7 @@
           <w:sz w:val="24"/>
           <w:szCs w:val="24"/>
         </w:rPr>
-        <w:t>(20.015)</w:t>
-      </w:r>
-      <w:proofErr w:type="spellStart"/>
-      <w:r>
-        <w:rPr>
-          <w:rFonts w:ascii="Times New Roman" w:eastAsia="Times New Roman" w:hAnsi="Times New Roman" w:cs="Times New Roman"/>
-          <w:sz w:val="24"/>
-          <w:szCs w:val="24"/>
-        </w:rPr>
-        <w:t>V_d</w:t>
-      </w:r>
-      <w:proofErr w:type="spellEnd"/>
-      <w:r>
-        <w:rPr>
-          <w:rFonts w:ascii="Times New Roman" w:eastAsia="Times New Roman" w:hAnsi="Times New Roman" w:cs="Times New Roman"/>
-          <w:sz w:val="24"/>
-          <w:szCs w:val="24"/>
-        </w:rPr>
-        <w:t xml:space="preserve"> = 21.1 \</w:t>
-      </w:r>
-      <w:proofErr w:type="spellStart"/>
-      <w:r>
-        <w:rPr>
-          <w:rFonts w:ascii="Times New Roman" w:eastAsia="Times New Roman" w:hAnsi="Times New Roman" w:cs="Times New Roman"/>
-          <w:sz w:val="24"/>
-          <w:szCs w:val="24"/>
-        </w:rPr>
-        <w:t>cdot</w:t>
-      </w:r>
-      <w:proofErr w:type="spellEnd"/>
-      <w:r>
-        <w:rPr>
-          <w:rFonts w:ascii="Times New Roman" w:eastAsia="Times New Roman" w:hAnsi="Times New Roman" w:cs="Times New Roman"/>
-          <w:sz w:val="24"/>
-          <w:szCs w:val="24"/>
-        </w:rPr>
-        <w:t xml:space="preserve"> 0.85 \</w:t>
-      </w:r>
-      <w:proofErr w:type="spellStart"/>
-      <w:r>
-        <w:rPr>
-          <w:rFonts w:ascii="Times New Roman" w:eastAsia="Times New Roman" w:hAnsi="Times New Roman" w:cs="Times New Roman"/>
-          <w:sz w:val="24"/>
-          <w:szCs w:val="24"/>
-        </w:rPr>
-        <w:t>cdot</w:t>
-      </w:r>
-      <w:proofErr w:type="spellEnd"/>
-      <w:r>
-        <w:rPr>
-          <w:rFonts w:ascii="Times New Roman" w:eastAsia="Times New Roman" w:hAnsi="Times New Roman" w:cs="Times New Roman"/>
-          <w:sz w:val="24"/>
-          <w:szCs w:val="24"/>
-        </w:rPr>
-        <w:t xml:space="preserve"> 0.952 \</w:t>
-      </w:r>
-      <w:proofErr w:type="spellStart"/>
-      <w:r>
-        <w:rPr>
-          <w:rFonts w:ascii="Times New Roman" w:eastAsia="Times New Roman" w:hAnsi="Times New Roman" w:cs="Times New Roman"/>
-          <w:sz w:val="24"/>
-          <w:szCs w:val="24"/>
-        </w:rPr>
-        <w:t>cdot</w:t>
-      </w:r>
-      <w:proofErr w:type="spellEnd"/>
-      <w:r>
-        <w:rPr>
-          <w:rFonts w:ascii="Times New Roman" w:eastAsia="Times New Roman" w:hAnsi="Times New Roman" w:cs="Times New Roman"/>
-          <w:sz w:val="24"/>
-          <w:szCs w:val="24"/>
-        </w:rPr>
-        <w:t xml:space="preserve"> 0.015 \</w:t>
-      </w:r>
-      <w:proofErr w:type="spellStart"/>
-      <w:r>
-        <w:rPr>
-          <w:rFonts w:ascii="Times New Roman" w:eastAsia="Times New Roman" w:hAnsi="Times New Roman" w:cs="Times New Roman"/>
-          <w:sz w:val="24"/>
-          <w:szCs w:val="24"/>
-        </w:rPr>
-        <w:t>cdot</w:t>
-      </w:r>
-      <w:proofErr w:type="spellEnd"/>
-      <w:r>
-        <w:rPr>
-          <w:rFonts w:ascii="Times New Roman" w:eastAsia="Times New Roman" w:hAnsi="Times New Roman" w:cs="Times New Roman"/>
-          <w:sz w:val="24"/>
-          <w:szCs w:val="24"/>
-        </w:rPr>
-        <w:t xml:space="preserve"> \ln\left(\frac{2}{0.015}\right) =21.1</w:t>
+        <w:t>(20.015)V_d = 21.1 \cdot 0.85 \cdot 0.952 \cdot 0.015 \cdot \ln\left(\frac{2}{0.015}\right) =21.1</w:t>
       </w:r>
       <w:r>
         <w:rPr>
@@ -12718,79 +11612,7 @@
           <w:sz w:val="24"/>
           <w:szCs w:val="24"/>
         </w:rPr>
-        <w:t>(133.33)= 21.1 \</w:t>
-      </w:r>
-      <w:proofErr w:type="spellStart"/>
-      <w:r>
-        <w:rPr>
-          <w:rFonts w:ascii="Times New Roman" w:eastAsia="Times New Roman" w:hAnsi="Times New Roman" w:cs="Times New Roman"/>
-          <w:sz w:val="24"/>
-          <w:szCs w:val="24"/>
-        </w:rPr>
-        <w:t>cdot</w:t>
-      </w:r>
-      <w:proofErr w:type="spellEnd"/>
-      <w:r>
-        <w:rPr>
-          <w:rFonts w:ascii="Times New Roman" w:eastAsia="Times New Roman" w:hAnsi="Times New Roman" w:cs="Times New Roman"/>
-          <w:sz w:val="24"/>
-          <w:szCs w:val="24"/>
-        </w:rPr>
-        <w:t xml:space="preserve"> 0.85 \</w:t>
-      </w:r>
-      <w:proofErr w:type="spellStart"/>
-      <w:r>
-        <w:rPr>
-          <w:rFonts w:ascii="Times New Roman" w:eastAsia="Times New Roman" w:hAnsi="Times New Roman" w:cs="Times New Roman"/>
-          <w:sz w:val="24"/>
-          <w:szCs w:val="24"/>
-        </w:rPr>
-        <w:t>cdot</w:t>
-      </w:r>
-      <w:proofErr w:type="spellEnd"/>
-      <w:r>
-        <w:rPr>
-          <w:rFonts w:ascii="Times New Roman" w:eastAsia="Times New Roman" w:hAnsi="Times New Roman" w:cs="Times New Roman"/>
-          <w:sz w:val="24"/>
-          <w:szCs w:val="24"/>
-        </w:rPr>
-        <w:t xml:space="preserve"> 0.952 \</w:t>
-      </w:r>
-      <w:proofErr w:type="spellStart"/>
-      <w:r>
-        <w:rPr>
-          <w:rFonts w:ascii="Times New Roman" w:eastAsia="Times New Roman" w:hAnsi="Times New Roman" w:cs="Times New Roman"/>
-          <w:sz w:val="24"/>
-          <w:szCs w:val="24"/>
-        </w:rPr>
-        <w:t>cdot</w:t>
-      </w:r>
-      <w:proofErr w:type="spellEnd"/>
-      <w:r>
-        <w:rPr>
-          <w:rFonts w:ascii="Times New Roman" w:eastAsia="Times New Roman" w:hAnsi="Times New Roman" w:cs="Times New Roman"/>
-          <w:sz w:val="24"/>
-          <w:szCs w:val="24"/>
-        </w:rPr>
-        <w:t xml:space="preserve"> 0.015 \</w:t>
-      </w:r>
-      <w:proofErr w:type="spellStart"/>
-      <w:r>
-        <w:rPr>
-          <w:rFonts w:ascii="Times New Roman" w:eastAsia="Times New Roman" w:hAnsi="Times New Roman" w:cs="Times New Roman"/>
-          <w:sz w:val="24"/>
-          <w:szCs w:val="24"/>
-        </w:rPr>
-        <w:t>cdot</w:t>
-      </w:r>
-      <w:proofErr w:type="spellEnd"/>
-      <w:r>
-        <w:rPr>
-          <w:rFonts w:ascii="Times New Roman" w:eastAsia="Times New Roman" w:hAnsi="Times New Roman" w:cs="Times New Roman"/>
-          <w:sz w:val="24"/>
-          <w:szCs w:val="24"/>
-        </w:rPr>
-        <w:t xml:space="preserve"> \ln(133.33) ln</w:t>
+        <w:t>(133.33)= 21.1 \cdot 0.85 \cdot 0.952 \cdot 0.015 \cdot \ln(133.33) ln</w:t>
       </w:r>
       <w:r>
         <w:rPr>
@@ -12806,25 +11628,7 @@
           <w:sz w:val="24"/>
           <w:szCs w:val="24"/>
         </w:rPr>
-        <w:t>(133.33)≈4.89\ln(133.33) \</w:t>
-      </w:r>
-      <w:proofErr w:type="spellStart"/>
-      <w:r>
-        <w:rPr>
-          <w:rFonts w:ascii="Times New Roman" w:eastAsia="Times New Roman" w:hAnsi="Times New Roman" w:cs="Times New Roman"/>
-          <w:sz w:val="24"/>
-          <w:szCs w:val="24"/>
-        </w:rPr>
-        <w:t>approx</w:t>
-      </w:r>
-      <w:proofErr w:type="spellEnd"/>
-      <w:r>
-        <w:rPr>
-          <w:rFonts w:ascii="Times New Roman" w:eastAsia="Times New Roman" w:hAnsi="Times New Roman" w:cs="Times New Roman"/>
-          <w:sz w:val="24"/>
-          <w:szCs w:val="24"/>
-        </w:rPr>
-        <w:t xml:space="preserve"> 4.89 Vd≈21.1</w:t>
+        <w:t>(133.33)≈4.89\ln(133.33) \approx 4.89 Vd≈21.1</w:t>
       </w:r>
       <w:r>
         <w:rPr>
@@ -12888,133 +11692,7 @@
           <w:sz w:val="24"/>
           <w:szCs w:val="24"/>
         </w:rPr>
-        <w:t>4.89≈1,324 V (approx.)</w:t>
-      </w:r>
-      <w:proofErr w:type="spellStart"/>
-      <w:r>
-        <w:rPr>
-          <w:rFonts w:ascii="Times New Roman" w:eastAsia="Times New Roman" w:hAnsi="Times New Roman" w:cs="Times New Roman"/>
-          <w:sz w:val="24"/>
-          <w:szCs w:val="24"/>
-        </w:rPr>
-        <w:t>V_d</w:t>
-      </w:r>
-      <w:proofErr w:type="spellEnd"/>
-      <w:r>
-        <w:rPr>
-          <w:rFonts w:ascii="Times New Roman" w:eastAsia="Times New Roman" w:hAnsi="Times New Roman" w:cs="Times New Roman"/>
-          <w:sz w:val="24"/>
-          <w:szCs w:val="24"/>
-        </w:rPr>
-        <w:t xml:space="preserve"> \</w:t>
-      </w:r>
-      <w:proofErr w:type="spellStart"/>
-      <w:r>
-        <w:rPr>
-          <w:rFonts w:ascii="Times New Roman" w:eastAsia="Times New Roman" w:hAnsi="Times New Roman" w:cs="Times New Roman"/>
-          <w:sz w:val="24"/>
-          <w:szCs w:val="24"/>
-        </w:rPr>
-        <w:t>approx</w:t>
-      </w:r>
-      <w:proofErr w:type="spellEnd"/>
-      <w:r>
-        <w:rPr>
-          <w:rFonts w:ascii="Times New Roman" w:eastAsia="Times New Roman" w:hAnsi="Times New Roman" w:cs="Times New Roman"/>
-          <w:sz w:val="24"/>
-          <w:szCs w:val="24"/>
-        </w:rPr>
-        <w:t xml:space="preserve"> 21.1 \</w:t>
-      </w:r>
-      <w:proofErr w:type="spellStart"/>
-      <w:r>
-        <w:rPr>
-          <w:rFonts w:ascii="Times New Roman" w:eastAsia="Times New Roman" w:hAnsi="Times New Roman" w:cs="Times New Roman"/>
-          <w:sz w:val="24"/>
-          <w:szCs w:val="24"/>
-        </w:rPr>
-        <w:t>cdot</w:t>
-      </w:r>
-      <w:proofErr w:type="spellEnd"/>
-      <w:r>
-        <w:rPr>
-          <w:rFonts w:ascii="Times New Roman" w:eastAsia="Times New Roman" w:hAnsi="Times New Roman" w:cs="Times New Roman"/>
-          <w:sz w:val="24"/>
-          <w:szCs w:val="24"/>
-        </w:rPr>
-        <w:t xml:space="preserve"> 0.85 \</w:t>
-      </w:r>
-      <w:proofErr w:type="spellStart"/>
-      <w:r>
-        <w:rPr>
-          <w:rFonts w:ascii="Times New Roman" w:eastAsia="Times New Roman" w:hAnsi="Times New Roman" w:cs="Times New Roman"/>
-          <w:sz w:val="24"/>
-          <w:szCs w:val="24"/>
-        </w:rPr>
-        <w:t>cdot</w:t>
-      </w:r>
-      <w:proofErr w:type="spellEnd"/>
-      <w:r>
-        <w:rPr>
-          <w:rFonts w:ascii="Times New Roman" w:eastAsia="Times New Roman" w:hAnsi="Times New Roman" w:cs="Times New Roman"/>
-          <w:sz w:val="24"/>
-          <w:szCs w:val="24"/>
-        </w:rPr>
-        <w:t xml:space="preserve"> 0.952 \</w:t>
-      </w:r>
-      <w:proofErr w:type="spellStart"/>
-      <w:r>
-        <w:rPr>
-          <w:rFonts w:ascii="Times New Roman" w:eastAsia="Times New Roman" w:hAnsi="Times New Roman" w:cs="Times New Roman"/>
-          <w:sz w:val="24"/>
-          <w:szCs w:val="24"/>
-        </w:rPr>
-        <w:t>cdot</w:t>
-      </w:r>
-      <w:proofErr w:type="spellEnd"/>
-      <w:r>
-        <w:rPr>
-          <w:rFonts w:ascii="Times New Roman" w:eastAsia="Times New Roman" w:hAnsi="Times New Roman" w:cs="Times New Roman"/>
-          <w:sz w:val="24"/>
-          <w:szCs w:val="24"/>
-        </w:rPr>
-        <w:t xml:space="preserve"> 0.015 \</w:t>
-      </w:r>
-      <w:proofErr w:type="spellStart"/>
-      <w:r>
-        <w:rPr>
-          <w:rFonts w:ascii="Times New Roman" w:eastAsia="Times New Roman" w:hAnsi="Times New Roman" w:cs="Times New Roman"/>
-          <w:sz w:val="24"/>
-          <w:szCs w:val="24"/>
-        </w:rPr>
-        <w:t>cdot</w:t>
-      </w:r>
-      <w:proofErr w:type="spellEnd"/>
-      <w:r>
-        <w:rPr>
-          <w:rFonts w:ascii="Times New Roman" w:eastAsia="Times New Roman" w:hAnsi="Times New Roman" w:cs="Times New Roman"/>
-          <w:sz w:val="24"/>
-          <w:szCs w:val="24"/>
-        </w:rPr>
-        <w:t xml:space="preserve"> 4.89 \</w:t>
-      </w:r>
-      <w:proofErr w:type="spellStart"/>
-      <w:r>
-        <w:rPr>
-          <w:rFonts w:ascii="Times New Roman" w:eastAsia="Times New Roman" w:hAnsi="Times New Roman" w:cs="Times New Roman"/>
-          <w:sz w:val="24"/>
-          <w:szCs w:val="24"/>
-        </w:rPr>
-        <w:t>approx</w:t>
-      </w:r>
-      <w:proofErr w:type="spellEnd"/>
-      <w:r>
-        <w:rPr>
-          <w:rFonts w:ascii="Times New Roman" w:eastAsia="Times New Roman" w:hAnsi="Times New Roman" w:cs="Times New Roman"/>
-          <w:sz w:val="24"/>
-          <w:szCs w:val="24"/>
-        </w:rPr>
-        <w:t xml:space="preserve"> 1,324 \text{ V (approx.)} </w:t>
+        <w:t xml:space="preserve">4.89≈1,324 V (approx.)V_d \approx 21.1 \cdot 0.85 \cdot 0.952 \cdot 0.015 \cdot 4.89 \approx 1,324 \text{ V (approx.)} </w:t>
       </w:r>
     </w:p>
     <w:p>
@@ -13123,18 +11801,8 @@
           <w:sz w:val="24"/>
           <w:szCs w:val="24"/>
         </w:rPr>
-        <w:t>(</w:t>
-      </w:r>
-      <w:proofErr w:type="spellStart"/>
-      <w:r>
-        <w:rPr>
-          <w:rFonts w:ascii="Times New Roman" w:eastAsia="Times New Roman" w:hAnsi="Times New Roman" w:cs="Times New Roman"/>
-          <w:sz w:val="24"/>
-          <w:szCs w:val="24"/>
-        </w:rPr>
-        <w:t>Vphδln</w:t>
-      </w:r>
-      <w:proofErr w:type="spellEnd"/>
+        <w:t>(Vphδln</w:t>
+      </w:r>
       <w:r>
         <w:rPr>
           <w:rFonts w:ascii="Cambria Math" w:eastAsia="Times New Roman" w:hAnsi="Cambria Math" w:cs="Cambria Math"/>
@@ -13149,267 +11817,7 @@
           <w:sz w:val="24"/>
           <w:szCs w:val="24"/>
         </w:rPr>
-        <w:t>(d/r)−</w:t>
-      </w:r>
-      <w:proofErr w:type="spellStart"/>
-      <w:r>
-        <w:rPr>
-          <w:rFonts w:ascii="Times New Roman" w:eastAsia="Times New Roman" w:hAnsi="Times New Roman" w:cs="Times New Roman"/>
-          <w:sz w:val="24"/>
-          <w:szCs w:val="24"/>
-        </w:rPr>
-        <w:t>Vd</w:t>
-      </w:r>
-      <w:proofErr w:type="spellEnd"/>
-      <w:r>
-        <w:rPr>
-          <w:rFonts w:ascii="Times New Roman" w:eastAsia="Times New Roman" w:hAnsi="Times New Roman" w:cs="Times New Roman"/>
-          <w:sz w:val="24"/>
-          <w:szCs w:val="24"/>
-        </w:rPr>
-        <w:t>)2 kW/km/</w:t>
-      </w:r>
-      <w:proofErr w:type="spellStart"/>
-      <w:r>
-        <w:rPr>
-          <w:rFonts w:ascii="Times New Roman" w:eastAsia="Times New Roman" w:hAnsi="Times New Roman" w:cs="Times New Roman"/>
-          <w:sz w:val="24"/>
-          <w:szCs w:val="24"/>
-        </w:rPr>
-        <w:t>phaseP</w:t>
-      </w:r>
-      <w:proofErr w:type="spellEnd"/>
-      <w:r>
-        <w:rPr>
-          <w:rFonts w:ascii="Times New Roman" w:eastAsia="Times New Roman" w:hAnsi="Times New Roman" w:cs="Times New Roman"/>
-          <w:sz w:val="24"/>
-          <w:szCs w:val="24"/>
-        </w:rPr>
-        <w:t xml:space="preserve"> = 241 \times 10^{-5} \</w:t>
-      </w:r>
-      <w:proofErr w:type="spellStart"/>
-      <w:r>
-        <w:rPr>
-          <w:rFonts w:ascii="Times New Roman" w:eastAsia="Times New Roman" w:hAnsi="Times New Roman" w:cs="Times New Roman"/>
-          <w:sz w:val="24"/>
-          <w:szCs w:val="24"/>
-        </w:rPr>
-        <w:t>cdot</w:t>
-      </w:r>
-      <w:proofErr w:type="spellEnd"/>
-      <w:r>
-        <w:rPr>
-          <w:rFonts w:ascii="Times New Roman" w:eastAsia="Times New Roman" w:hAnsi="Times New Roman" w:cs="Times New Roman"/>
-          <w:sz w:val="24"/>
-          <w:szCs w:val="24"/>
-        </w:rPr>
-        <w:t xml:space="preserve"> (f + 25) \</w:t>
-      </w:r>
-      <w:proofErr w:type="spellStart"/>
-      <w:r>
-        <w:rPr>
-          <w:rFonts w:ascii="Times New Roman" w:eastAsia="Times New Roman" w:hAnsi="Times New Roman" w:cs="Times New Roman"/>
-          <w:sz w:val="24"/>
-          <w:szCs w:val="24"/>
-        </w:rPr>
-        <w:t>cdot</w:t>
-      </w:r>
-      <w:proofErr w:type="spellEnd"/>
-      <w:r>
-        <w:rPr>
-          <w:rFonts w:ascii="Times New Roman" w:eastAsia="Times New Roman" w:hAnsi="Times New Roman" w:cs="Times New Roman"/>
-          <w:sz w:val="24"/>
-          <w:szCs w:val="24"/>
-        </w:rPr>
-        <w:t xml:space="preserve"> \sqrt{r} \</w:t>
-      </w:r>
-      <w:proofErr w:type="spellStart"/>
-      <w:r>
-        <w:rPr>
-          <w:rFonts w:ascii="Times New Roman" w:eastAsia="Times New Roman" w:hAnsi="Times New Roman" w:cs="Times New Roman"/>
-          <w:sz w:val="24"/>
-          <w:szCs w:val="24"/>
-        </w:rPr>
-        <w:t>cdot</w:t>
-      </w:r>
-      <w:proofErr w:type="spellEnd"/>
-      <w:r>
-        <w:rPr>
-          <w:rFonts w:ascii="Times New Roman" w:eastAsia="Times New Roman" w:hAnsi="Times New Roman" w:cs="Times New Roman"/>
-          <w:sz w:val="24"/>
-          <w:szCs w:val="24"/>
-        </w:rPr>
-        <w:t xml:space="preserve"> \left( \frac{V_{</w:t>
-      </w:r>
-      <w:proofErr w:type="spellStart"/>
-      <w:r>
-        <w:rPr>
-          <w:rFonts w:ascii="Times New Roman" w:eastAsia="Times New Roman" w:hAnsi="Times New Roman" w:cs="Times New Roman"/>
-          <w:sz w:val="24"/>
-          <w:szCs w:val="24"/>
-        </w:rPr>
-        <w:t>ph</w:t>
-      </w:r>
-      <w:proofErr w:type="spellEnd"/>
-      <w:r>
-        <w:rPr>
-          <w:rFonts w:ascii="Times New Roman" w:eastAsia="Times New Roman" w:hAnsi="Times New Roman" w:cs="Times New Roman"/>
-          <w:sz w:val="24"/>
-          <w:szCs w:val="24"/>
-        </w:rPr>
-        <w:t xml:space="preserve">}}{\delta \ln(d/r)} - </w:t>
-      </w:r>
-      <w:proofErr w:type="spellStart"/>
-      <w:r>
-        <w:rPr>
-          <w:rFonts w:ascii="Times New Roman" w:eastAsia="Times New Roman" w:hAnsi="Times New Roman" w:cs="Times New Roman"/>
-          <w:sz w:val="24"/>
-          <w:szCs w:val="24"/>
-        </w:rPr>
-        <w:t>V_d</w:t>
-      </w:r>
-      <w:proofErr w:type="spellEnd"/>
-      <w:r>
-        <w:rPr>
-          <w:rFonts w:ascii="Times New Roman" w:eastAsia="Times New Roman" w:hAnsi="Times New Roman" w:cs="Times New Roman"/>
-          <w:sz w:val="24"/>
-          <w:szCs w:val="24"/>
-        </w:rPr>
-        <w:t xml:space="preserve"> \right)^2 \ \text{kW/km/phase} </w:t>
-      </w:r>
-    </w:p>
-    <w:p>
-      <w:pPr>
-        <w:spacing w:before="100" w:beforeAutospacing="1" w:after="100" w:afterAutospacing="1" w:line="240" w:lineRule="auto"/>
-        <w:rPr>
-          <w:rFonts w:ascii="Times New Roman" w:eastAsia="Times New Roman" w:hAnsi="Times New Roman" w:cs="Times New Roman"/>
-          <w:sz w:val="24"/>
-          <w:szCs w:val="24"/>
-        </w:rPr>
-      </w:pPr>
-      <w:r>
-        <w:rPr>
-          <w:rFonts w:ascii="Times New Roman" w:eastAsia="Times New Roman" w:hAnsi="Times New Roman" w:cs="Times New Roman"/>
-          <w:sz w:val="24"/>
-          <w:szCs w:val="24"/>
-        </w:rPr>
-        <w:t xml:space="preserve">We'll keep this short here — if you're asked to compute the </w:t>
-      </w:r>
-      <w:r>
-        <w:rPr>
-          <w:rFonts w:ascii="Times New Roman" w:eastAsia="Times New Roman" w:hAnsi="Times New Roman" w:cs="Times New Roman"/>
-          <w:b/>
-          <w:bCs/>
-          <w:sz w:val="24"/>
-          <w:szCs w:val="24"/>
-        </w:rPr>
-        <w:t>actual loss</w:t>
-      </w:r>
-      <w:r>
-        <w:rPr>
-          <w:rFonts w:ascii="Times New Roman" w:eastAsia="Times New Roman" w:hAnsi="Times New Roman" w:cs="Times New Roman"/>
-          <w:sz w:val="24"/>
-          <w:szCs w:val="24"/>
-        </w:rPr>
-        <w:t>, you'd plug the above values into the full formula.</w:t>
-      </w:r>
-    </w:p>
-    <w:p>
-      <w:pPr>
-        <w:spacing w:before="100" w:beforeAutospacing="1" w:after="100" w:afterAutospacing="1" w:line="240" w:lineRule="auto"/>
-        <w:rPr>
-          <w:rFonts w:ascii="Times New Roman" w:eastAsia="Times New Roman" w:hAnsi="Times New Roman" w:cs="Times New Roman"/>
-          <w:sz w:val="24"/>
-          <w:szCs w:val="24"/>
-        </w:rPr>
-      </w:pPr>
-      <w:r>
-        <w:rPr>
-          <w:rFonts w:ascii="Segoe UI Emoji" w:eastAsia="Times New Roman" w:hAnsi="Segoe UI Emoji" w:cs="Segoe UI Emoji"/>
-          <w:sz w:val="24"/>
-          <w:szCs w:val="24"/>
-        </w:rPr>
-        <w:t>✅</w:t>
-      </w:r>
-      <w:r>
-        <w:rPr>
-          <w:rFonts w:ascii="Times New Roman" w:eastAsia="Times New Roman" w:hAnsi="Times New Roman" w:cs="Times New Roman"/>
-          <w:sz w:val="24"/>
-          <w:szCs w:val="24"/>
-        </w:rPr>
-        <w:t xml:space="preserve"> Final answer: The </w:t>
-      </w:r>
-      <w:r>
-        <w:rPr>
-          <w:rFonts w:ascii="Times New Roman" w:eastAsia="Times New Roman" w:hAnsi="Times New Roman" w:cs="Times New Roman"/>
-          <w:b/>
-          <w:bCs/>
-          <w:sz w:val="24"/>
-          <w:szCs w:val="24"/>
-        </w:rPr>
-        <w:t>Corona Loss</w:t>
-      </w:r>
-      <w:r>
-        <w:rPr>
-          <w:rFonts w:ascii="Times New Roman" w:eastAsia="Times New Roman" w:hAnsi="Times New Roman" w:cs="Times New Roman"/>
-          <w:sz w:val="24"/>
-          <w:szCs w:val="24"/>
-        </w:rPr>
-        <w:t xml:space="preserve"> can be estimated using Peek’s formula after finding </w:t>
-      </w:r>
-      <w:proofErr w:type="spellStart"/>
-      <w:r>
-        <w:rPr>
-          <w:rFonts w:ascii="Times New Roman" w:eastAsia="Times New Roman" w:hAnsi="Times New Roman" w:cs="Times New Roman"/>
-          <w:sz w:val="24"/>
-          <w:szCs w:val="24"/>
-        </w:rPr>
-        <w:t>VdV_d</w:t>
-      </w:r>
-      <w:proofErr w:type="spellEnd"/>
-      <w:r>
-        <w:rPr>
-          <w:rFonts w:ascii="Times New Roman" w:eastAsia="Times New Roman" w:hAnsi="Times New Roman" w:cs="Times New Roman"/>
-          <w:sz w:val="24"/>
-          <w:szCs w:val="24"/>
-        </w:rPr>
-        <w:t xml:space="preserve">, δ\delta, and using </w:t>
-      </w:r>
-      <w:proofErr w:type="spellStart"/>
-      <w:r>
-        <w:rPr>
-          <w:rFonts w:ascii="Times New Roman" w:eastAsia="Times New Roman" w:hAnsi="Times New Roman" w:cs="Times New Roman"/>
-          <w:sz w:val="24"/>
-          <w:szCs w:val="24"/>
-        </w:rPr>
-        <w:t>VphV</w:t>
-      </w:r>
-      <w:proofErr w:type="spellEnd"/>
-      <w:r>
-        <w:rPr>
-          <w:rFonts w:ascii="Times New Roman" w:eastAsia="Times New Roman" w:hAnsi="Times New Roman" w:cs="Times New Roman"/>
-          <w:sz w:val="24"/>
-          <w:szCs w:val="24"/>
-        </w:rPr>
-        <w:t>_{</w:t>
-      </w:r>
-      <w:proofErr w:type="spellStart"/>
-      <w:r>
-        <w:rPr>
-          <w:rFonts w:ascii="Times New Roman" w:eastAsia="Times New Roman" w:hAnsi="Times New Roman" w:cs="Times New Roman"/>
-          <w:sz w:val="24"/>
-          <w:szCs w:val="24"/>
-        </w:rPr>
-        <w:t>ph</w:t>
-      </w:r>
-      <w:proofErr w:type="spellEnd"/>
-      <w:r>
-        <w:rPr>
-          <w:rFonts w:ascii="Times New Roman" w:eastAsia="Times New Roman" w:hAnsi="Times New Roman" w:cs="Times New Roman"/>
-          <w:sz w:val="24"/>
-          <w:szCs w:val="24"/>
-        </w:rPr>
-        <w:t>}.</w:t>
+        <w:t xml:space="preserve">(d/r)−Vd)2 kW/km/phaseP = 241 \times 10^{-5} \cdot (f + 25) \cdot \sqrt{r} \cdot \left( \frac{V_{ph}}{\delta \ln(d/r)} - V_d \right)^2 \ \text{kW/km/phase} </w:t>
       </w:r>
     </w:p>
     <w:p>
@@ -13421,6 +11829,46 @@
           <w:szCs w:val="24"/>
         </w:rPr>
       </w:pPr>
+    </w:p>
+    <w:p>
+      <w:pPr>
+        <w:spacing w:after="0" w:line="240" w:lineRule="auto"/>
+        <w:rPr>
+          <w:rFonts w:ascii="Times New Roman" w:eastAsia="Times New Roman" w:hAnsi="Times New Roman" w:cs="Times New Roman"/>
+          <w:sz w:val="24"/>
+          <w:szCs w:val="24"/>
+        </w:rPr>
+      </w:pPr>
+    </w:p>
+    <w:p>
+      <w:pPr>
+        <w:spacing w:after="0" w:line="240" w:lineRule="auto"/>
+        <w:rPr>
+          <w:rFonts w:ascii="Times New Roman" w:eastAsia="Times New Roman" w:hAnsi="Times New Roman" w:cs="Times New Roman"/>
+          <w:sz w:val="24"/>
+          <w:szCs w:val="24"/>
+        </w:rPr>
+      </w:pPr>
+    </w:p>
+    <w:p>
+      <w:pPr>
+        <w:spacing w:after="0" w:line="240" w:lineRule="auto"/>
+        <w:rPr>
+          <w:rFonts w:ascii="Times New Roman" w:eastAsia="Times New Roman" w:hAnsi="Times New Roman" w:cs="Times New Roman"/>
+          <w:sz w:val="24"/>
+          <w:szCs w:val="24"/>
+        </w:rPr>
+      </w:pPr>
+    </w:p>
+    <w:p>
+      <w:pPr>
+        <w:spacing w:after="0" w:line="240" w:lineRule="auto"/>
+        <w:rPr>
+          <w:rFonts w:ascii="Times New Roman" w:eastAsia="Times New Roman" w:hAnsi="Times New Roman" w:cs="Times New Roman"/>
+          <w:sz w:val="24"/>
+          <w:szCs w:val="24"/>
+        </w:rPr>
+      </w:pPr>
       <w:r>
         <w:rPr>
           <w:rFonts w:ascii="Times New Roman" w:eastAsia="Times New Roman" w:hAnsi="Times New Roman" w:cs="Times New Roman"/>
@@ -13428,7 +11876,7 @@
           <w:szCs w:val="24"/>
         </w:rPr>
         <w:pict w14:anchorId="36F8E3F5">
-          <v:rect id="_x0000_i1093" style="width:0;height:1.5pt" o:hralign="center" o:hrstd="t" o:hr="t" fillcolor="#a0a0a0" stroked="f"/>
+          <v:rect id="_x0000_i1102" style="width:0;height:1.5pt" o:hralign="center" o:hrstd="t" o:hr="t" fillcolor="#a0a0a0" stroked="f"/>
         </w:pict>
       </w:r>
     </w:p>
@@ -13649,7 +12097,6 @@
           <w:sz w:val="24"/>
           <w:szCs w:val="24"/>
         </w:rPr>
-        <w:lastRenderedPageBreak/>
         <w:t>Safety factor = 2</w:t>
       </w:r>
     </w:p>
@@ -13715,6 +12162,7 @@
           <w:sz w:val="27"/>
           <w:szCs w:val="27"/>
         </w:rPr>
+        <w:lastRenderedPageBreak/>
         <w:t>🧮 Step 1: Calculate effective weight per meter</w:t>
       </w:r>
     </w:p>
@@ -13788,61 +12236,7 @@
           <w:sz w:val="24"/>
           <w:szCs w:val="24"/>
         </w:rPr>
-        <w:t>0.00041≈0.00129 m3\text{Ice volume per meter} = \pi (0.0225^2 - 0.0098^2) \</w:t>
-      </w:r>
-      <w:proofErr w:type="spellStart"/>
-      <w:r>
-        <w:rPr>
-          <w:rFonts w:ascii="Times New Roman" w:eastAsia="Times New Roman" w:hAnsi="Times New Roman" w:cs="Times New Roman"/>
-          <w:sz w:val="24"/>
-          <w:szCs w:val="24"/>
-        </w:rPr>
-        <w:t>cdot</w:t>
-      </w:r>
-      <w:proofErr w:type="spellEnd"/>
-      <w:r>
-        <w:rPr>
-          <w:rFonts w:ascii="Times New Roman" w:eastAsia="Times New Roman" w:hAnsi="Times New Roman" w:cs="Times New Roman"/>
-          <w:sz w:val="24"/>
-          <w:szCs w:val="24"/>
-        </w:rPr>
-        <w:t xml:space="preserve"> 1 = \pi(0.000506 - 0.000096) = \pi \</w:t>
-      </w:r>
-      <w:proofErr w:type="spellStart"/>
-      <w:r>
-        <w:rPr>
-          <w:rFonts w:ascii="Times New Roman" w:eastAsia="Times New Roman" w:hAnsi="Times New Roman" w:cs="Times New Roman"/>
-          <w:sz w:val="24"/>
-          <w:szCs w:val="24"/>
-        </w:rPr>
-        <w:t>cdot</w:t>
-      </w:r>
-      <w:proofErr w:type="spellEnd"/>
-      <w:r>
-        <w:rPr>
-          <w:rFonts w:ascii="Times New Roman" w:eastAsia="Times New Roman" w:hAnsi="Times New Roman" w:cs="Times New Roman"/>
-          <w:sz w:val="24"/>
-          <w:szCs w:val="24"/>
-        </w:rPr>
-        <w:t xml:space="preserve"> 0.00041 \</w:t>
-      </w:r>
-      <w:proofErr w:type="spellStart"/>
-      <w:r>
-        <w:rPr>
-          <w:rFonts w:ascii="Times New Roman" w:eastAsia="Times New Roman" w:hAnsi="Times New Roman" w:cs="Times New Roman"/>
-          <w:sz w:val="24"/>
-          <w:szCs w:val="24"/>
-        </w:rPr>
-        <w:t>approx</w:t>
-      </w:r>
-      <w:proofErr w:type="spellEnd"/>
-      <w:r>
-        <w:rPr>
-          <w:rFonts w:ascii="Times New Roman" w:eastAsia="Times New Roman" w:hAnsi="Times New Roman" w:cs="Times New Roman"/>
-          <w:sz w:val="24"/>
-          <w:szCs w:val="24"/>
-        </w:rPr>
-        <w:t xml:space="preserve"> 0.00129 \text{ m}^3 Ice weight per meter=0.00129</w:t>
+        <w:t>0.00041≈0.00129 m3\text{Ice volume per meter} = \pi (0.0225^2 - 0.0098^2) \cdot 1 = \pi(0.000506 - 0.000096) = \pi \cdot 0.00041 \approx 0.00129 \text{ m}^3 Ice weight per meter=0.00129</w:t>
       </w:r>
       <w:r>
         <w:rPr>
@@ -13858,43 +12252,7 @@
           <w:sz w:val="24"/>
           <w:szCs w:val="24"/>
         </w:rPr>
-        <w:t>910≈1.174 kg/m\text{Ice weight per meter} = 0.00129 \</w:t>
-      </w:r>
-      <w:proofErr w:type="spellStart"/>
-      <w:r>
-        <w:rPr>
-          <w:rFonts w:ascii="Times New Roman" w:eastAsia="Times New Roman" w:hAnsi="Times New Roman" w:cs="Times New Roman"/>
-          <w:sz w:val="24"/>
-          <w:szCs w:val="24"/>
-        </w:rPr>
-        <w:t>cdot</w:t>
-      </w:r>
-      <w:proofErr w:type="spellEnd"/>
-      <w:r>
-        <w:rPr>
-          <w:rFonts w:ascii="Times New Roman" w:eastAsia="Times New Roman" w:hAnsi="Times New Roman" w:cs="Times New Roman"/>
-          <w:sz w:val="24"/>
-          <w:szCs w:val="24"/>
-        </w:rPr>
-        <w:t xml:space="preserve"> 910 \</w:t>
-      </w:r>
-      <w:proofErr w:type="spellStart"/>
-      <w:r>
-        <w:rPr>
-          <w:rFonts w:ascii="Times New Roman" w:eastAsia="Times New Roman" w:hAnsi="Times New Roman" w:cs="Times New Roman"/>
-          <w:sz w:val="24"/>
-          <w:szCs w:val="24"/>
-        </w:rPr>
-        <w:t>approx</w:t>
-      </w:r>
-      <w:proofErr w:type="spellEnd"/>
-      <w:r>
-        <w:rPr>
-          <w:rFonts w:ascii="Times New Roman" w:eastAsia="Times New Roman" w:hAnsi="Times New Roman" w:cs="Times New Roman"/>
-          <w:sz w:val="24"/>
-          <w:szCs w:val="24"/>
-        </w:rPr>
-        <w:t xml:space="preserve"> 1.174 \text{ kg/m} </w:t>
+        <w:t xml:space="preserve">910≈1.174 kg/m\text{Ice weight per meter} = 0.00129 \cdot 910 \approx 1.174 \text{ kg/m} </w:t>
       </w:r>
     </w:p>
     <w:p>
@@ -13967,43 +12325,7 @@
           <w:sz w:val="24"/>
           <w:szCs w:val="24"/>
         </w:rPr>
-        <w:t>0.045=1.755 kg/m\text{Wind pressure} = 39 \text{ kg/m}^2 \</w:t>
-      </w:r>
-      <w:proofErr w:type="spellStart"/>
-      <w:r>
-        <w:rPr>
-          <w:rFonts w:ascii="Times New Roman" w:eastAsia="Times New Roman" w:hAnsi="Times New Roman" w:cs="Times New Roman"/>
-          <w:sz w:val="24"/>
-          <w:szCs w:val="24"/>
-        </w:rPr>
-        <w:t>Rightarrow</w:t>
-      </w:r>
-      <w:proofErr w:type="spellEnd"/>
-      <w:r>
-        <w:rPr>
-          <w:rFonts w:ascii="Times New Roman" w:eastAsia="Times New Roman" w:hAnsi="Times New Roman" w:cs="Times New Roman"/>
-          <w:sz w:val="24"/>
-          <w:szCs w:val="24"/>
-        </w:rPr>
-        <w:t xml:space="preserve"> \text{Wind force} = 39 \</w:t>
-      </w:r>
-      <w:proofErr w:type="spellStart"/>
-      <w:r>
-        <w:rPr>
-          <w:rFonts w:ascii="Times New Roman" w:eastAsia="Times New Roman" w:hAnsi="Times New Roman" w:cs="Times New Roman"/>
-          <w:sz w:val="24"/>
-          <w:szCs w:val="24"/>
-        </w:rPr>
-        <w:t>cdot</w:t>
-      </w:r>
-      <w:proofErr w:type="spellEnd"/>
-      <w:r>
-        <w:rPr>
-          <w:rFonts w:ascii="Times New Roman" w:eastAsia="Times New Roman" w:hAnsi="Times New Roman" w:cs="Times New Roman"/>
-          <w:sz w:val="24"/>
-          <w:szCs w:val="24"/>
-        </w:rPr>
-        <w:t xml:space="preserve"> 0.045 = 1.755 \text{ kg/m} </w:t>
+        <w:t xml:space="preserve">0.045=1.755 kg/m\text{Wind pressure} = 39 \text{ kg/m}^2 \Rightarrow \text{Wind force} = 39 \cdot 0.045 = 1.755 \text{ kg/m} </w:t>
       </w:r>
     </w:p>
     <w:p>
@@ -14044,43 +12366,7 @@
           <w:sz w:val="24"/>
           <w:szCs w:val="24"/>
         </w:rPr>
-        <w:t>wtotal=(0.865+1.174)2+(1.755)2=(2.039)2+3.08≈7.23≈2.69 kg/mw_{total} = \sqrt{(0.865 + 1.174)^2 + (1.755)^2} = \sqrt{(2.039)^2 + 3.08} \</w:t>
-      </w:r>
-      <w:proofErr w:type="spellStart"/>
-      <w:r>
-        <w:rPr>
-          <w:rFonts w:ascii="Times New Roman" w:eastAsia="Times New Roman" w:hAnsi="Times New Roman" w:cs="Times New Roman"/>
-          <w:sz w:val="24"/>
-          <w:szCs w:val="24"/>
-        </w:rPr>
-        <w:t>approx</w:t>
-      </w:r>
-      <w:proofErr w:type="spellEnd"/>
-      <w:r>
-        <w:rPr>
-          <w:rFonts w:ascii="Times New Roman" w:eastAsia="Times New Roman" w:hAnsi="Times New Roman" w:cs="Times New Roman"/>
-          <w:sz w:val="24"/>
-          <w:szCs w:val="24"/>
-        </w:rPr>
-        <w:t xml:space="preserve"> \sqrt{7.23} \</w:t>
-      </w:r>
-      <w:proofErr w:type="spellStart"/>
-      <w:r>
-        <w:rPr>
-          <w:rFonts w:ascii="Times New Roman" w:eastAsia="Times New Roman" w:hAnsi="Times New Roman" w:cs="Times New Roman"/>
-          <w:sz w:val="24"/>
-          <w:szCs w:val="24"/>
-        </w:rPr>
-        <w:t>approx</w:t>
-      </w:r>
-      <w:proofErr w:type="spellEnd"/>
-      <w:r>
-        <w:rPr>
-          <w:rFonts w:ascii="Times New Roman" w:eastAsia="Times New Roman" w:hAnsi="Times New Roman" w:cs="Times New Roman"/>
-          <w:sz w:val="24"/>
-          <w:szCs w:val="24"/>
-        </w:rPr>
-        <w:t xml:space="preserve"> 2.69 \text{ kg/m} </w:t>
+        <w:t xml:space="preserve">wtotal=(0.865+1.174)2+(1.755)2=(2.039)2+3.08≈7.23≈2.69 kg/mw_{total} = \sqrt{(0.865 + 1.174)^2 + (1.755)^2} = \sqrt{(2.039)^2 + 3.08} \approx \sqrt{7.23} \approx 2.69 \text{ kg/m} </w:t>
       </w:r>
     </w:p>
     <w:p>
@@ -14189,61 +12475,7 @@
           <w:sz w:val="24"/>
           <w:szCs w:val="24"/>
         </w:rPr>
-        <w:t>4030\text{Sag (y)} = \frac{w \</w:t>
-      </w:r>
-      <w:proofErr w:type="spellStart"/>
-      <w:r>
-        <w:rPr>
-          <w:rFonts w:ascii="Times New Roman" w:eastAsia="Times New Roman" w:hAnsi="Times New Roman" w:cs="Times New Roman"/>
-          <w:sz w:val="24"/>
-          <w:szCs w:val="24"/>
-        </w:rPr>
-        <w:t>cdot</w:t>
-      </w:r>
-      <w:proofErr w:type="spellEnd"/>
-      <w:r>
-        <w:rPr>
-          <w:rFonts w:ascii="Times New Roman" w:eastAsia="Times New Roman" w:hAnsi="Times New Roman" w:cs="Times New Roman"/>
-          <w:sz w:val="24"/>
-          <w:szCs w:val="24"/>
-        </w:rPr>
-        <w:t xml:space="preserve"> L^2}{8T} = \frac{2.69 \</w:t>
-      </w:r>
-      <w:proofErr w:type="spellStart"/>
-      <w:r>
-        <w:rPr>
-          <w:rFonts w:ascii="Times New Roman" w:eastAsia="Times New Roman" w:hAnsi="Times New Roman" w:cs="Times New Roman"/>
-          <w:sz w:val="24"/>
-          <w:szCs w:val="24"/>
-        </w:rPr>
-        <w:t>cdot</w:t>
-      </w:r>
-      <w:proofErr w:type="spellEnd"/>
-      <w:r>
-        <w:rPr>
-          <w:rFonts w:ascii="Times New Roman" w:eastAsia="Times New Roman" w:hAnsi="Times New Roman" w:cs="Times New Roman"/>
-          <w:sz w:val="24"/>
-          <w:szCs w:val="24"/>
-        </w:rPr>
-        <w:t xml:space="preserve"> 275^2}{8 \</w:t>
-      </w:r>
-      <w:proofErr w:type="spellStart"/>
-      <w:r>
-        <w:rPr>
-          <w:rFonts w:ascii="Times New Roman" w:eastAsia="Times New Roman" w:hAnsi="Times New Roman" w:cs="Times New Roman"/>
-          <w:sz w:val="24"/>
-          <w:szCs w:val="24"/>
-        </w:rPr>
-        <w:t>cdot</w:t>
-      </w:r>
-      <w:proofErr w:type="spellEnd"/>
-      <w:r>
-        <w:rPr>
-          <w:rFonts w:ascii="Times New Roman" w:eastAsia="Times New Roman" w:hAnsi="Times New Roman" w:cs="Times New Roman"/>
-          <w:sz w:val="24"/>
-          <w:szCs w:val="24"/>
-        </w:rPr>
-        <w:t xml:space="preserve"> 4030} =2.69</w:t>
+        <w:t>4030\text{Sag (y)} = \frac{w \cdot L^2}{8T} = \frac{2.69 \cdot 275^2}{8 \cdot 4030} =2.69</w:t>
       </w:r>
       <w:r>
         <w:rPr>
@@ -14259,43 +12491,7 @@
           <w:sz w:val="24"/>
           <w:szCs w:val="24"/>
         </w:rPr>
-        <w:t>7562532240=203379.37532240≈6.31 m= \frac{2.69 \</w:t>
-      </w:r>
-      <w:proofErr w:type="spellStart"/>
-      <w:r>
-        <w:rPr>
-          <w:rFonts w:ascii="Times New Roman" w:eastAsia="Times New Roman" w:hAnsi="Times New Roman" w:cs="Times New Roman"/>
-          <w:sz w:val="24"/>
-          <w:szCs w:val="24"/>
-        </w:rPr>
-        <w:t>cdot</w:t>
-      </w:r>
-      <w:proofErr w:type="spellEnd"/>
-      <w:r>
-        <w:rPr>
-          <w:rFonts w:ascii="Times New Roman" w:eastAsia="Times New Roman" w:hAnsi="Times New Roman" w:cs="Times New Roman"/>
-          <w:sz w:val="24"/>
-          <w:szCs w:val="24"/>
-        </w:rPr>
-        <w:t xml:space="preserve"> 75625}{32240} = \frac{203379.375}{32240} \</w:t>
-      </w:r>
-      <w:proofErr w:type="spellStart"/>
-      <w:r>
-        <w:rPr>
-          <w:rFonts w:ascii="Times New Roman" w:eastAsia="Times New Roman" w:hAnsi="Times New Roman" w:cs="Times New Roman"/>
-          <w:sz w:val="24"/>
-          <w:szCs w:val="24"/>
-        </w:rPr>
-        <w:t>approx</w:t>
-      </w:r>
-      <w:proofErr w:type="spellEnd"/>
-      <w:r>
-        <w:rPr>
-          <w:rFonts w:ascii="Times New Roman" w:eastAsia="Times New Roman" w:hAnsi="Times New Roman" w:cs="Times New Roman"/>
-          <w:sz w:val="24"/>
-          <w:szCs w:val="24"/>
-        </w:rPr>
-        <w:t xml:space="preserve"> 6.31 \text{ m} </w:t>
+        <w:t xml:space="preserve">7562532240=203379.37532240≈6.31 m= \frac{2.69 \cdot 75625}{32240} = \frac{203379.375}{32240} \approx 6.31 \text{ m} </w:t>
       </w:r>
     </w:p>
     <w:p>
@@ -14370,94 +12566,6 @@
           <v:rect id="_x0000_i1097" style="width:0;height:1.5pt" o:hralign="center" o:hrstd="t" o:hr="t" fillcolor="#a0a0a0" stroked="f"/>
         </w:pict>
       </w:r>
-    </w:p>
-    <w:p>
-      <w:pPr>
-        <w:spacing w:before="100" w:beforeAutospacing="1" w:after="100" w:afterAutospacing="1" w:line="240" w:lineRule="auto"/>
-        <w:rPr>
-          <w:rFonts w:ascii="Times New Roman" w:eastAsia="Times New Roman" w:hAnsi="Times New Roman" w:cs="Times New Roman"/>
-          <w:sz w:val="24"/>
-          <w:szCs w:val="24"/>
-        </w:rPr>
-      </w:pPr>
-      <w:r>
-        <w:rPr>
-          <w:rFonts w:ascii="Times New Roman" w:eastAsia="Times New Roman" w:hAnsi="Times New Roman" w:cs="Times New Roman"/>
-          <w:sz w:val="24"/>
-          <w:szCs w:val="24"/>
-        </w:rPr>
-        <w:t xml:space="preserve">If you'd like, I can generate a </w:t>
-      </w:r>
-      <w:r>
-        <w:rPr>
-          <w:rFonts w:ascii="Times New Roman" w:eastAsia="Times New Roman" w:hAnsi="Times New Roman" w:cs="Times New Roman"/>
-          <w:b/>
-          <w:bCs/>
-          <w:sz w:val="24"/>
-          <w:szCs w:val="24"/>
-        </w:rPr>
-        <w:t>PDF cheat sheet</w:t>
-      </w:r>
-      <w:r>
-        <w:rPr>
-          <w:rFonts w:ascii="Times New Roman" w:eastAsia="Times New Roman" w:hAnsi="Times New Roman" w:cs="Times New Roman"/>
-          <w:sz w:val="24"/>
-          <w:szCs w:val="24"/>
-        </w:rPr>
-        <w:t xml:space="preserve"> with all the answers or a </w:t>
-      </w:r>
-      <w:r>
-        <w:rPr>
-          <w:rFonts w:ascii="Times New Roman" w:eastAsia="Times New Roman" w:hAnsi="Times New Roman" w:cs="Times New Roman"/>
-          <w:b/>
-          <w:bCs/>
-          <w:sz w:val="24"/>
-          <w:szCs w:val="24"/>
-        </w:rPr>
-        <w:t>formulas page</w:t>
-      </w:r>
-      <w:r>
-        <w:rPr>
-          <w:rFonts w:ascii="Times New Roman" w:eastAsia="Times New Roman" w:hAnsi="Times New Roman" w:cs="Times New Roman"/>
-          <w:sz w:val="24"/>
-          <w:szCs w:val="24"/>
-        </w:rPr>
-        <w:t xml:space="preserve"> for your revision. Just let me know! You're mastering this stuff! </w:t>
-      </w:r>
-      <w:r>
-        <w:rPr>
-          <w:rFonts w:ascii="Segoe UI Emoji" w:eastAsia="Times New Roman" w:hAnsi="Segoe UI Emoji" w:cs="Segoe UI Emoji"/>
-          <w:sz w:val="24"/>
-          <w:szCs w:val="24"/>
-        </w:rPr>
-        <w:t>👷</w:t>
-      </w:r>
-      <w:r>
-        <w:rPr>
-          <w:rFonts w:ascii="Times New Roman" w:eastAsia="Times New Roman" w:hAnsi="Times New Roman" w:cs="Times New Roman"/>
-          <w:sz w:val="24"/>
-          <w:szCs w:val="24"/>
-        </w:rPr>
-        <w:t>‍♂️</w:t>
-      </w:r>
-      <w:r>
-        <w:rPr>
-          <w:rFonts w:ascii="Segoe UI Emoji" w:eastAsia="Times New Roman" w:hAnsi="Segoe UI Emoji" w:cs="Segoe UI Emoji"/>
-          <w:sz w:val="24"/>
-          <w:szCs w:val="24"/>
-        </w:rPr>
-        <w:t>⚡📚</w:t>
-      </w:r>
-    </w:p>
-    <w:p>
-      <w:pPr>
-        <w:spacing w:after="0" w:line="240" w:lineRule="auto"/>
-        <w:rPr>
-          <w:rFonts w:ascii="Times New Roman" w:eastAsia="Times New Roman" w:hAnsi="Times New Roman" w:cs="Times New Roman"/>
-          <w:sz w:val="24"/>
-          <w:szCs w:val="24"/>
-        </w:rPr>
-      </w:pPr>
     </w:p>
     <w:sectPr>
       <w:pgSz w:w="12240" w:h="15840"/>
@@ -14470,7 +12578,7 @@
 </file>
 
 <file path=word/numbering.xml><?xml version="1.0" encoding="utf-8"?>
-<w:numbering xmlns:wpc="http://schemas.microsoft.com/office/word/2010/wordprocessingCanvas" xmlns:cx="http://schemas.microsoft.com/office/drawing/2014/chartex" xmlns:cx1="http://schemas.microsoft.com/office/drawing/2015/9/8/chartex" xmlns:cx2="http://schemas.microsoft.com/office/drawing/2015/10/21/chartex" xmlns:cx3="http://schemas.microsoft.com/office/drawing/2016/5/9/chartex" xmlns:cx4="http://schemas.microsoft.com/office/drawing/2016/5/10/chartex" xmlns:cx5="http://schemas.microsoft.com/office/drawing/2016/5/11/chartex" xmlns:cx6="http://schemas.microsoft.com/office/drawing/2016/5/12/chartex" xmlns:cx7="http://schemas.microsoft.com/office/drawing/2016/5/13/chartex" xmlns:cx8="http://schemas.microsoft.com/office/drawing/2016/5/14/chartex" xmlns:mc="http://schemas.openxmlformats.org/markup-compatibility/2006" xmlns:aink="http://schemas.microsoft.com/office/drawing/2016/ink" xmlns:am3d="http://schemas.microsoft.com/office/drawing/2017/model3d" xmlns:o="urn:schemas-microsoft-com:office:office" xmlns:r="http://schemas.openxmlformats.org/officeDocument/2006/relationships" xmlns:m="http://schemas.openxmlformats.org/officeDocument/2006/math" xmlns:v="urn:schemas-microsoft-com:vml" xmlns:wp14="http://schemas.microsoft.com/office/word/2010/wordprocessingDrawing" xmlns:wp="http://schemas.openxmlformats.org/drawingml/2006/wordprocessingDrawing" xmlns:w10="urn:schemas-microsoft-com:office:word" xmlns:w="http://schemas.openxmlformats.org/wordprocessingml/2006/main" xmlns:w14="http://schemas.microsoft.com/office/word/2010/wordml" xmlns:w15="http://schemas.microsoft.com/office/word/2012/wordml" xmlns:w16cid="http://schemas.microsoft.com/office/word/2016/wordml/cid" xmlns:w16se="http://schemas.microsoft.com/office/word/2015/wordml/symex" xmlns:wpg="http://schemas.microsoft.com/office/word/2010/wordprocessingGroup" xmlns:wpi="http://schemas.microsoft.com/office/word/2010/wordprocessingInk" xmlns:wne="http://schemas.microsoft.com/office/word/2006/wordml" xmlns:wps="http://schemas.microsoft.com/office/word/2010/wordprocessingShape" mc:Ignorable="w14 w15 w16se w16cid wp14">
+<w:numbering xmlns:wpc="http://schemas.microsoft.com/office/word/2010/wordprocessingCanvas" xmlns:cx="http://schemas.microsoft.com/office/drawing/2014/chartex" xmlns:cx1="http://schemas.microsoft.com/office/drawing/2015/9/8/chartex" xmlns:cx2="http://schemas.microsoft.com/office/drawing/2015/10/21/chartex" xmlns:cx3="http://schemas.microsoft.com/office/drawing/2016/5/9/chartex" xmlns:cx4="http://schemas.microsoft.com/office/drawing/2016/5/10/chartex" xmlns:cx5="http://schemas.microsoft.com/office/drawing/2016/5/11/chartex" xmlns:cx6="http://schemas.microsoft.com/office/drawing/2016/5/12/chartex" xmlns:cx7="http://schemas.microsoft.com/office/drawing/2016/5/13/chartex" xmlns:cx8="http://schemas.microsoft.com/office/drawing/2016/5/14/chartex" xmlns:mc="http://schemas.openxmlformats.org/markup-compatibility/2006" xmlns:aink="http://schemas.microsoft.com/office/drawing/2016/ink" xmlns:am3d="http://schemas.microsoft.com/office/drawing/2017/model3d" xmlns:o="urn:schemas-microsoft-com:office:office" xmlns:oel="http://schemas.microsoft.com/office/2019/extlst" xmlns:r="http://schemas.openxmlformats.org/officeDocument/2006/relationships" xmlns:m="http://schemas.openxmlformats.org/officeDocument/2006/math" xmlns:v="urn:schemas-microsoft-com:vml" xmlns:wp14="http://schemas.microsoft.com/office/word/2010/wordprocessingDrawing" xmlns:wp="http://schemas.openxmlformats.org/drawingml/2006/wordprocessingDrawing" xmlns:w10="urn:schemas-microsoft-com:office:word" xmlns:w="http://schemas.openxmlformats.org/wordprocessingml/2006/main" xmlns:w14="http://schemas.microsoft.com/office/word/2010/wordml" xmlns:w15="http://schemas.microsoft.com/office/word/2012/wordml" xmlns:w16cex="http://schemas.microsoft.com/office/word/2018/wordml/cex" xmlns:w16cid="http://schemas.microsoft.com/office/word/2016/wordml/cid" xmlns:w16="http://schemas.microsoft.com/office/word/2018/wordml" xmlns:w16sdtdh="http://schemas.microsoft.com/office/word/2020/wordml/sdtdatahash" xmlns:w16se="http://schemas.microsoft.com/office/word/2015/wordml/symex" xmlns:wpg="http://schemas.microsoft.com/office/word/2010/wordprocessingGroup" xmlns:wpi="http://schemas.microsoft.com/office/word/2010/wordprocessingInk" xmlns:wne="http://schemas.microsoft.com/office/word/2006/wordml" xmlns:wps="http://schemas.microsoft.com/office/word/2010/wordprocessingShape" mc:Ignorable="w14 w15 w16se w16cid w16 w16cex w16sdtdh wp14">
   <w:abstractNum w:abstractNumId="0" w15:restartNumberingAfterBreak="0">
     <w:nsid w:val="00A555AA"/>
     <w:multiLevelType w:val="multilevel"/>
@@ -26268,271 +24376,271 @@
       </w:rPr>
     </w:lvl>
   </w:abstractNum>
-  <w:num w:numId="1">
+  <w:num w:numId="1" w16cid:durableId="1033264229">
     <w:abstractNumId w:val="47"/>
   </w:num>
-  <w:num w:numId="2">
+  <w:num w:numId="2" w16cid:durableId="1571766060">
     <w:abstractNumId w:val="83"/>
   </w:num>
-  <w:num w:numId="3">
+  <w:num w:numId="3" w16cid:durableId="238371073">
     <w:abstractNumId w:val="45"/>
   </w:num>
-  <w:num w:numId="4">
+  <w:num w:numId="4" w16cid:durableId="1032262488">
     <w:abstractNumId w:val="3"/>
   </w:num>
-  <w:num w:numId="5">
+  <w:num w:numId="5" w16cid:durableId="77023595">
     <w:abstractNumId w:val="78"/>
   </w:num>
-  <w:num w:numId="6">
+  <w:num w:numId="6" w16cid:durableId="1229878608">
     <w:abstractNumId w:val="0"/>
   </w:num>
-  <w:num w:numId="7">
+  <w:num w:numId="7" w16cid:durableId="860556591">
     <w:abstractNumId w:val="27"/>
   </w:num>
-  <w:num w:numId="8">
+  <w:num w:numId="8" w16cid:durableId="741830645">
     <w:abstractNumId w:val="13"/>
   </w:num>
-  <w:num w:numId="9">
+  <w:num w:numId="9" w16cid:durableId="627517195">
     <w:abstractNumId w:val="68"/>
   </w:num>
-  <w:num w:numId="10">
+  <w:num w:numId="10" w16cid:durableId="1864244372">
     <w:abstractNumId w:val="81"/>
   </w:num>
-  <w:num w:numId="11">
+  <w:num w:numId="11" w16cid:durableId="1538009152">
     <w:abstractNumId w:val="11"/>
   </w:num>
-  <w:num w:numId="12">
+  <w:num w:numId="12" w16cid:durableId="1896038480">
     <w:abstractNumId w:val="55"/>
   </w:num>
-  <w:num w:numId="13">
+  <w:num w:numId="13" w16cid:durableId="284392194">
     <w:abstractNumId w:val="74"/>
   </w:num>
-  <w:num w:numId="14">
+  <w:num w:numId="14" w16cid:durableId="615988018">
     <w:abstractNumId w:val="24"/>
   </w:num>
-  <w:num w:numId="15">
+  <w:num w:numId="15" w16cid:durableId="800881094">
     <w:abstractNumId w:val="17"/>
   </w:num>
-  <w:num w:numId="16">
+  <w:num w:numId="16" w16cid:durableId="135100704">
     <w:abstractNumId w:val="25"/>
   </w:num>
-  <w:num w:numId="17">
+  <w:num w:numId="17" w16cid:durableId="2034452168">
     <w:abstractNumId w:val="62"/>
   </w:num>
-  <w:num w:numId="18">
+  <w:num w:numId="18" w16cid:durableId="893395502">
     <w:abstractNumId w:val="66"/>
   </w:num>
-  <w:num w:numId="19">
+  <w:num w:numId="19" w16cid:durableId="1384212470">
     <w:abstractNumId w:val="10"/>
   </w:num>
-  <w:num w:numId="20">
+  <w:num w:numId="20" w16cid:durableId="1722632536">
     <w:abstractNumId w:val="71"/>
   </w:num>
-  <w:num w:numId="21">
+  <w:num w:numId="21" w16cid:durableId="1468472903">
     <w:abstractNumId w:val="21"/>
   </w:num>
-  <w:num w:numId="22">
+  <w:num w:numId="22" w16cid:durableId="480778212">
     <w:abstractNumId w:val="20"/>
   </w:num>
-  <w:num w:numId="23">
+  <w:num w:numId="23" w16cid:durableId="1837960425">
     <w:abstractNumId w:val="59"/>
   </w:num>
-  <w:num w:numId="24">
+  <w:num w:numId="24" w16cid:durableId="2067870124">
     <w:abstractNumId w:val="43"/>
   </w:num>
-  <w:num w:numId="25">
+  <w:num w:numId="25" w16cid:durableId="1908150776">
     <w:abstractNumId w:val="16"/>
   </w:num>
-  <w:num w:numId="26">
+  <w:num w:numId="26" w16cid:durableId="1020664744">
     <w:abstractNumId w:val="31"/>
   </w:num>
-  <w:num w:numId="27">
+  <w:num w:numId="27" w16cid:durableId="106316356">
     <w:abstractNumId w:val="57"/>
   </w:num>
-  <w:num w:numId="28">
+  <w:num w:numId="28" w16cid:durableId="1240871329">
     <w:abstractNumId w:val="58"/>
   </w:num>
-  <w:num w:numId="29">
+  <w:num w:numId="29" w16cid:durableId="545221108">
     <w:abstractNumId w:val="54"/>
   </w:num>
-  <w:num w:numId="30">
+  <w:num w:numId="30" w16cid:durableId="858542786">
     <w:abstractNumId w:val="7"/>
   </w:num>
-  <w:num w:numId="31">
+  <w:num w:numId="31" w16cid:durableId="295839917">
     <w:abstractNumId w:val="38"/>
   </w:num>
-  <w:num w:numId="32">
+  <w:num w:numId="32" w16cid:durableId="776682420">
     <w:abstractNumId w:val="23"/>
   </w:num>
-  <w:num w:numId="33">
+  <w:num w:numId="33" w16cid:durableId="60755979">
     <w:abstractNumId w:val="4"/>
   </w:num>
-  <w:num w:numId="34">
+  <w:num w:numId="34" w16cid:durableId="1587231837">
     <w:abstractNumId w:val="39"/>
   </w:num>
-  <w:num w:numId="35">
+  <w:num w:numId="35" w16cid:durableId="1954824600">
     <w:abstractNumId w:val="76"/>
   </w:num>
-  <w:num w:numId="36">
+  <w:num w:numId="36" w16cid:durableId="1410880447">
     <w:abstractNumId w:val="60"/>
   </w:num>
-  <w:num w:numId="37">
+  <w:num w:numId="37" w16cid:durableId="1528830491">
     <w:abstractNumId w:val="9"/>
   </w:num>
-  <w:num w:numId="38">
+  <w:num w:numId="38" w16cid:durableId="1321232903">
     <w:abstractNumId w:val="30"/>
   </w:num>
-  <w:num w:numId="39">
+  <w:num w:numId="39" w16cid:durableId="1924945774">
     <w:abstractNumId w:val="14"/>
   </w:num>
-  <w:num w:numId="40">
+  <w:num w:numId="40" w16cid:durableId="1329941757">
     <w:abstractNumId w:val="49"/>
   </w:num>
-  <w:num w:numId="41">
+  <w:num w:numId="41" w16cid:durableId="825515764">
     <w:abstractNumId w:val="32"/>
   </w:num>
-  <w:num w:numId="42">
+  <w:num w:numId="42" w16cid:durableId="53936524">
     <w:abstractNumId w:val="69"/>
   </w:num>
-  <w:num w:numId="43">
+  <w:num w:numId="43" w16cid:durableId="2146198139">
     <w:abstractNumId w:val="18"/>
   </w:num>
-  <w:num w:numId="44">
+  <w:num w:numId="44" w16cid:durableId="2061441046">
     <w:abstractNumId w:val="53"/>
   </w:num>
-  <w:num w:numId="45">
+  <w:num w:numId="45" w16cid:durableId="1137986935">
     <w:abstractNumId w:val="26"/>
   </w:num>
-  <w:num w:numId="46">
+  <w:num w:numId="46" w16cid:durableId="1747413155">
     <w:abstractNumId w:val="36"/>
   </w:num>
-  <w:num w:numId="47">
+  <w:num w:numId="47" w16cid:durableId="834344176">
     <w:abstractNumId w:val="28"/>
   </w:num>
-  <w:num w:numId="48">
+  <w:num w:numId="48" w16cid:durableId="446390529">
     <w:abstractNumId w:val="75"/>
   </w:num>
-  <w:num w:numId="49">
+  <w:num w:numId="49" w16cid:durableId="830635605">
     <w:abstractNumId w:val="79"/>
   </w:num>
-  <w:num w:numId="50">
+  <w:num w:numId="50" w16cid:durableId="1891064558">
     <w:abstractNumId w:val="34"/>
   </w:num>
-  <w:num w:numId="51">
+  <w:num w:numId="51" w16cid:durableId="1052923302">
     <w:abstractNumId w:val="40"/>
   </w:num>
-  <w:num w:numId="52">
+  <w:num w:numId="52" w16cid:durableId="1002709040">
     <w:abstractNumId w:val="1"/>
   </w:num>
-  <w:num w:numId="53">
+  <w:num w:numId="53" w16cid:durableId="966474961">
     <w:abstractNumId w:val="80"/>
   </w:num>
-  <w:num w:numId="54">
+  <w:num w:numId="54" w16cid:durableId="2068604071">
     <w:abstractNumId w:val="88"/>
   </w:num>
-  <w:num w:numId="55">
+  <w:num w:numId="55" w16cid:durableId="1128623909">
     <w:abstractNumId w:val="42"/>
   </w:num>
-  <w:num w:numId="56">
+  <w:num w:numId="56" w16cid:durableId="1378817722">
     <w:abstractNumId w:val="65"/>
   </w:num>
-  <w:num w:numId="57">
+  <w:num w:numId="57" w16cid:durableId="1034303358">
     <w:abstractNumId w:val="64"/>
   </w:num>
-  <w:num w:numId="58">
+  <w:num w:numId="58" w16cid:durableId="318073864">
     <w:abstractNumId w:val="41"/>
   </w:num>
-  <w:num w:numId="59">
+  <w:num w:numId="59" w16cid:durableId="533150337">
     <w:abstractNumId w:val="22"/>
   </w:num>
-  <w:num w:numId="60">
+  <w:num w:numId="60" w16cid:durableId="1636252717">
     <w:abstractNumId w:val="72"/>
   </w:num>
-  <w:num w:numId="61">
+  <w:num w:numId="61" w16cid:durableId="713582903">
     <w:abstractNumId w:val="48"/>
   </w:num>
-  <w:num w:numId="62">
+  <w:num w:numId="62" w16cid:durableId="500856133">
     <w:abstractNumId w:val="77"/>
   </w:num>
-  <w:num w:numId="63">
+  <w:num w:numId="63" w16cid:durableId="1989704505">
     <w:abstractNumId w:val="33"/>
   </w:num>
-  <w:num w:numId="64">
+  <w:num w:numId="64" w16cid:durableId="153226739">
     <w:abstractNumId w:val="46"/>
   </w:num>
-  <w:num w:numId="65">
+  <w:num w:numId="65" w16cid:durableId="578515065">
     <w:abstractNumId w:val="63"/>
   </w:num>
-  <w:num w:numId="66">
+  <w:num w:numId="66" w16cid:durableId="697660149">
     <w:abstractNumId w:val="50"/>
   </w:num>
-  <w:num w:numId="67">
+  <w:num w:numId="67" w16cid:durableId="376395066">
     <w:abstractNumId w:val="56"/>
   </w:num>
-  <w:num w:numId="68">
+  <w:num w:numId="68" w16cid:durableId="382682354">
     <w:abstractNumId w:val="70"/>
   </w:num>
-  <w:num w:numId="69">
+  <w:num w:numId="69" w16cid:durableId="1212503464">
     <w:abstractNumId w:val="52"/>
   </w:num>
-  <w:num w:numId="70">
+  <w:num w:numId="70" w16cid:durableId="646856449">
     <w:abstractNumId w:val="6"/>
   </w:num>
-  <w:num w:numId="71">
+  <w:num w:numId="71" w16cid:durableId="803355445">
     <w:abstractNumId w:val="73"/>
   </w:num>
-  <w:num w:numId="72">
+  <w:num w:numId="72" w16cid:durableId="127749954">
     <w:abstractNumId w:val="35"/>
   </w:num>
-  <w:num w:numId="73">
+  <w:num w:numId="73" w16cid:durableId="1611551675">
     <w:abstractNumId w:val="85"/>
   </w:num>
-  <w:num w:numId="74">
+  <w:num w:numId="74" w16cid:durableId="2014450996">
     <w:abstractNumId w:val="84"/>
   </w:num>
-  <w:num w:numId="75">
+  <w:num w:numId="75" w16cid:durableId="1876692323">
     <w:abstractNumId w:val="8"/>
   </w:num>
-  <w:num w:numId="76">
+  <w:num w:numId="76" w16cid:durableId="1709186323">
     <w:abstractNumId w:val="61"/>
   </w:num>
-  <w:num w:numId="77">
+  <w:num w:numId="77" w16cid:durableId="1012683982">
     <w:abstractNumId w:val="44"/>
   </w:num>
-  <w:num w:numId="78">
+  <w:num w:numId="78" w16cid:durableId="1500653802">
     <w:abstractNumId w:val="5"/>
   </w:num>
-  <w:num w:numId="79">
+  <w:num w:numId="79" w16cid:durableId="486283307">
     <w:abstractNumId w:val="82"/>
   </w:num>
-  <w:num w:numId="80">
+  <w:num w:numId="80" w16cid:durableId="601718691">
     <w:abstractNumId w:val="29"/>
   </w:num>
-  <w:num w:numId="81">
+  <w:num w:numId="81" w16cid:durableId="1264654077">
     <w:abstractNumId w:val="86"/>
   </w:num>
-  <w:num w:numId="82">
+  <w:num w:numId="82" w16cid:durableId="190728037">
     <w:abstractNumId w:val="15"/>
   </w:num>
-  <w:num w:numId="83">
+  <w:num w:numId="83" w16cid:durableId="1674334135">
     <w:abstractNumId w:val="67"/>
   </w:num>
-  <w:num w:numId="84">
+  <w:num w:numId="84" w16cid:durableId="1644307501">
     <w:abstractNumId w:val="87"/>
   </w:num>
-  <w:num w:numId="85">
+  <w:num w:numId="85" w16cid:durableId="1942105742">
     <w:abstractNumId w:val="51"/>
   </w:num>
-  <w:num w:numId="86">
+  <w:num w:numId="86" w16cid:durableId="1653674351">
     <w:abstractNumId w:val="2"/>
   </w:num>
-  <w:num w:numId="87">
+  <w:num w:numId="87" w16cid:durableId="2113089075">
     <w:abstractNumId w:val="37"/>
   </w:num>
-  <w:num w:numId="88">
+  <w:num w:numId="88" w16cid:durableId="1333145477">
     <w:abstractNumId w:val="12"/>
   </w:num>
-  <w:num w:numId="89">
+  <w:num w:numId="89" w16cid:durableId="1920401508">
     <w:abstractNumId w:val="19"/>
   </w:num>
   <w:numIdMacAtCleanup w:val="89"/>
@@ -26540,7 +24648,7 @@
 </file>
 
 <file path=word/styles.xml><?xml version="1.0" encoding="utf-8"?>
-<w:styles xmlns:mc="http://schemas.openxmlformats.org/markup-compatibility/2006" xmlns:r="http://schemas.openxmlformats.org/officeDocument/2006/relationships" xmlns:w="http://schemas.openxmlformats.org/wordprocessingml/2006/main" xmlns:w14="http://schemas.microsoft.com/office/word/2010/wordml" xmlns:w15="http://schemas.microsoft.com/office/word/2012/wordml" xmlns:w16cid="http://schemas.microsoft.com/office/word/2016/wordml/cid" xmlns:w16se="http://schemas.microsoft.com/office/word/2015/wordml/symex" mc:Ignorable="w14 w15 w16se w16cid">
+<w:styles xmlns:mc="http://schemas.openxmlformats.org/markup-compatibility/2006" xmlns:r="http://schemas.openxmlformats.org/officeDocument/2006/relationships" xmlns:w="http://schemas.openxmlformats.org/wordprocessingml/2006/main" xmlns:w14="http://schemas.microsoft.com/office/word/2010/wordml" xmlns:w15="http://schemas.microsoft.com/office/word/2012/wordml" xmlns:w16cex="http://schemas.microsoft.com/office/word/2018/wordml/cex" xmlns:w16cid="http://schemas.microsoft.com/office/word/2016/wordml/cid" xmlns:w16="http://schemas.microsoft.com/office/word/2018/wordml" xmlns:w16sdtdh="http://schemas.microsoft.com/office/word/2020/wordml/sdtdatahash" xmlns:w16se="http://schemas.microsoft.com/office/word/2015/wordml/symex" mc:Ignorable="w14 w15 w16se w16cid w16 w16cex w16sdtdh">
   <w:docDefaults>
     <w:rPrDefault>
       <w:rPr>
@@ -26556,7 +24664,7 @@
       </w:pPr>
     </w:pPrDefault>
   </w:docDefaults>
-  <w:latentStyles w:defLockedState="0" w:defUIPriority="99" w:defSemiHidden="0" w:defUnhideWhenUsed="0" w:defQFormat="0" w:count="375">
+  <w:latentStyles w:defLockedState="0" w:defUIPriority="99" w:defSemiHidden="0" w:defUnhideWhenUsed="0" w:defQFormat="0" w:count="376">
     <w:lsdException w:name="Normal" w:uiPriority="0" w:qFormat="1"/>
     <w:lsdException w:name="heading 1" w:uiPriority="9" w:qFormat="1"/>
     <w:lsdException w:name="heading 2" w:semiHidden="1" w:uiPriority="9" w:unhideWhenUsed="1" w:qFormat="1"/>
@@ -26932,6 +25040,7 @@
     <w:lsdException w:name="Smart Hyperlink" w:semiHidden="1" w:unhideWhenUsed="1"/>
     <w:lsdException w:name="Hashtag" w:semiHidden="1" w:unhideWhenUsed="1"/>
     <w:lsdException w:name="Unresolved Mention" w:semiHidden="1" w:unhideWhenUsed="1"/>
+    <w:lsdException w:name="Smart Link" w:semiHidden="1" w:unhideWhenUsed="1"/>
   </w:latentStyles>
   <w:style w:type="paragraph" w:default="1" w:styleId="Normal">
     <w:name w:val="Normal"/>
